--- a/Documents/Michael_Matanda_General_CV.docx
+++ b/Documents/Michael_Matanda_General_CV.docx
@@ -1,6 +1,6 @@
 
 <file path=word/document.xml><?xml version="1.0" encoding="utf-8"?>
-<w:document xmlns:wpc="http://schemas.microsoft.com/office/word/2010/wordprocessingCanvas" xmlns:mc="http://schemas.openxmlformats.org/markup-compatibility/2006" xmlns:o="urn:schemas-microsoft-com:office:office" xmlns:r="http://schemas.openxmlformats.org/officeDocument/2006/relationships" xmlns:m="http://schemas.openxmlformats.org/officeDocument/2006/math" xmlns:v="urn:schemas-microsoft-com:vml" xmlns:wp14="http://schemas.microsoft.com/office/word/2010/wordprocessingDrawing" xmlns:wp="http://schemas.openxmlformats.org/drawingml/2006/wordprocessingDrawing" xmlns:w10="urn:schemas-microsoft-com:office:word" xmlns:w="http://schemas.openxmlformats.org/wordprocessingml/2006/main" xmlns:w14="http://schemas.microsoft.com/office/word/2010/wordml" xmlns:w15="http://schemas.microsoft.com/office/word/2012/wordml" xmlns:wpg="http://schemas.microsoft.com/office/word/2010/wordprocessingGroup" xmlns:wpi="http://schemas.microsoft.com/office/word/2010/wordprocessingInk" xmlns:wne="http://schemas.microsoft.com/office/word/2006/wordml" xmlns:wps="http://schemas.microsoft.com/office/word/2010/wordprocessingShape" xmlns:cx="http://schemas.microsoft.com/office/drawing/2014/chartex" xmlns:cx1="http://schemas.microsoft.com/office/drawing/2015/9/8/chartex" xmlns:cx2="http://schemas.microsoft.com/office/drawing/2015/10/21/chartex" xmlns:cx3="http://schemas.microsoft.com/office/drawing/2016/5/9/chartex" xmlns:cx4="http://schemas.microsoft.com/office/drawing/2016/5/10/chartex" xmlns:cx5="http://schemas.microsoft.com/office/drawing/2016/5/11/chartex" xmlns:cx6="http://schemas.microsoft.com/office/drawing/2016/5/12/chartex" xmlns:cx7="http://schemas.microsoft.com/office/drawing/2016/5/13/chartex" xmlns:cx8="http://schemas.microsoft.com/office/drawing/2016/5/14/chartex" xmlns:aink="http://schemas.microsoft.com/office/drawing/2016/ink" xmlns:am3d="http://schemas.microsoft.com/office/drawing/2017/model3d" xmlns:w16cex="http://schemas.microsoft.com/office/word/2018/wordml/cex" xmlns:w16cid="http://schemas.microsoft.com/office/word/2016/wordml/cid" xmlns:w16="http://schemas.microsoft.com/office/word/2018/wordml" xmlns:w16sdtdh="http://schemas.microsoft.com/office/word/2020/wordml/sdtdatahash" xmlns:w16se="http://schemas.microsoft.com/office/word/2015/wordml/symex" mc:Ignorable="w14 w15 wp14">
+<w:document xmlns:wpc="http://schemas.microsoft.com/office/word/2010/wordprocessingCanvas" xmlns:cx="http://schemas.microsoft.com/office/drawing/2014/chartex" xmlns:cx1="http://schemas.microsoft.com/office/drawing/2015/9/8/chartex" xmlns:cx2="http://schemas.microsoft.com/office/drawing/2015/10/21/chartex" xmlns:cx3="http://schemas.microsoft.com/office/drawing/2016/5/9/chartex" xmlns:cx4="http://schemas.microsoft.com/office/drawing/2016/5/10/chartex" xmlns:cx5="http://schemas.microsoft.com/office/drawing/2016/5/11/chartex" xmlns:cx6="http://schemas.microsoft.com/office/drawing/2016/5/12/chartex" xmlns:cx7="http://schemas.microsoft.com/office/drawing/2016/5/13/chartex" xmlns:cx8="http://schemas.microsoft.com/office/drawing/2016/5/14/chartex" xmlns:mc="http://schemas.openxmlformats.org/markup-compatibility/2006" xmlns:aink="http://schemas.microsoft.com/office/drawing/2016/ink" xmlns:am3d="http://schemas.microsoft.com/office/drawing/2017/model3d" xmlns:o="urn:schemas-microsoft-com:office:office" xmlns:r="http://schemas.openxmlformats.org/officeDocument/2006/relationships" xmlns:m="http://schemas.openxmlformats.org/officeDocument/2006/math" xmlns:v="urn:schemas-microsoft-com:vml" xmlns:wp14="http://schemas.microsoft.com/office/word/2010/wordprocessingDrawing" xmlns:wp="http://schemas.openxmlformats.org/drawingml/2006/wordprocessingDrawing" xmlns:w10="urn:schemas-microsoft-com:office:word" xmlns:w="http://schemas.openxmlformats.org/wordprocessingml/2006/main" xmlns:w14="http://schemas.microsoft.com/office/word/2010/wordml" xmlns:w15="http://schemas.microsoft.com/office/word/2012/wordml" xmlns:w16cex="http://schemas.microsoft.com/office/word/2018/wordml/cex" xmlns:w16cid="http://schemas.microsoft.com/office/word/2016/wordml/cid" xmlns:w16="http://schemas.microsoft.com/office/word/2018/wordml" xmlns:w16sdtdh="http://schemas.microsoft.com/office/word/2020/wordml/sdtdatahash" xmlns:w16se="http://schemas.microsoft.com/office/word/2015/wordml/symex" xmlns:wpg="http://schemas.microsoft.com/office/word/2010/wordprocessingGroup" xmlns:wpi="http://schemas.microsoft.com/office/word/2010/wordprocessingInk" xmlns:wne="http://schemas.microsoft.com/office/word/2006/wordml" xmlns:wps="http://schemas.microsoft.com/office/word/2010/wordprocessingShape" mc:Ignorable="w14 w15 w16se w16cid w16 w16cex w16sdtdh wp14">
   <w:body>
     <w:p>
       <w:pPr>
@@ -15,7 +15,7 @@
           <w:sz w:val="34"/>
           <w:szCs w:val="34"/>
         </w:rPr>
-        <w:t xml:space="preserve">MICHAEL K. N. MATANDA</w:t>
+        <w:t>MICHAEL K. N. MATANDA</w:t>
       </w:r>
     </w:p>
     <w:p>
@@ -31,7 +31,7 @@
           <w:sz w:val="20"/>
           <w:szCs w:val="20"/>
         </w:rPr>
-        <w:t xml:space="preserve">Software Engineering &amp; Full-Stack Development</w:t>
+        <w:t>Software Engineering &amp; Full-Stack Development</w:t>
       </w:r>
     </w:p>
     <w:p>
@@ -45,7 +45,7 @@
           <w:sz w:val="18"/>
           <w:szCs w:val="18"/>
         </w:rPr>
-        <w:t xml:space="preserve">Lusaka, Zambia  |  +260 953 779 291 / +260 974 009 741  |  michealmatanda6@gmail.com</w:t>
+        <w:t>Lusaka, Zambia  |  +260 953 779 291 / +260 974 009 741  |  michealmatanda6@gmail.com</w:t>
       </w:r>
     </w:p>
     <w:p>
@@ -59,16 +59,24 @@
           <w:sz w:val="18"/>
           <w:szCs w:val="18"/>
         </w:rPr>
-        <w:t xml:space="preserve">linkedin.com/in/michael-matanda-626847249  |  github.com/MICHEAL7400  |  micheal7400.github.io/MantTeq-website</w:t>
+        <w:t xml:space="preserve">linkedin.com/in/michael-matanda-626847249  |  github.com/MICHEAL7400  |  </w:t>
+      </w:r>
+      <w:r>
+        <w:rPr>
+          <w:color w:val="333333"/>
+          <w:sz w:val="18"/>
+          <w:szCs w:val="18"/>
+        </w:rPr>
+        <w:t>https://michael-portfolio-inky.vercel.app</w:t>
       </w:r>
     </w:p>
     <w:p>
       <w:pPr>
         <w:pStyle w:val="Heading1"/>
         <w:pBdr>
-          <w:bottom w:val="single" w:color="1F3A5F" w:sz="6" w:space="2"/>
+          <w:bottom w:val="single" w:sz="6" w:space="2" w:color="1F3A5F"/>
         </w:pBdr>
-        <w:spacing w:after="90" w:before="220"/>
+        <w:spacing w:before="220" w:after="90"/>
       </w:pPr>
       <w:r>
         <w:rPr>
@@ -78,7 +86,7 @@
           <w:sz w:val="22"/>
           <w:szCs w:val="22"/>
         </w:rPr>
-        <w:t xml:space="preserve">PROFESSIONAL SUMMARY</w:t>
+        <w:t>PROFESSIONAL SUMMARY</w:t>
       </w:r>
     </w:p>
     <w:p>
@@ -90,16 +98,30 @@
           <w:sz w:val="20"/>
           <w:szCs w:val="20"/>
         </w:rPr>
-        <w:t xml:space="preserve">Motivated and adaptable final-year Computer Science student with practical experience in full-stack web development, IT support, database management, and data visualization. Skilled in building full-stack applications, troubleshooting technical issues, and managing relational and NoSQL databases. Strong analytical, problem-solving, and communication skills, with a track record of leading technical projects from concept to deployment and supporting users across varying technical levels. Eager to apply this expertise in a software engineering, IT support, or data-focused role.</w:t>
+        <w:t>Motivated and adaptable final-year Computer Science student with practical experience in full-stack web development, IT supp</w:t>
+      </w:r>
+      <w:r>
+        <w:rPr>
+          <w:sz w:val="20"/>
+          <w:szCs w:val="20"/>
+        </w:rPr>
+        <w:t xml:space="preserve">ort, database management, and data visualization. Skilled in building full-stack applications, troubleshooting technical issues, and managing relational and NoSQL databases. Strong analytical, problem-solving, and communication skills, with a track record </w:t>
+      </w:r>
+      <w:r>
+        <w:rPr>
+          <w:sz w:val="20"/>
+          <w:szCs w:val="20"/>
+        </w:rPr>
+        <w:t>of leading technical projects from concept to deployment and supporting users across varying technical levels. Eager to apply this expertise in a software engineering, IT support, or data-focused role.</w:t>
       </w:r>
     </w:p>
     <w:p>
       <w:pPr>
         <w:pStyle w:val="Heading1"/>
         <w:pBdr>
-          <w:bottom w:val="single" w:color="1F3A5F" w:sz="6" w:space="2"/>
+          <w:bottom w:val="single" w:sz="6" w:space="2" w:color="1F3A5F"/>
         </w:pBdr>
-        <w:spacing w:after="90" w:before="220"/>
+        <w:spacing w:before="220" w:after="90"/>
       </w:pPr>
       <w:r>
         <w:rPr>
@@ -109,7 +131,7 @@
           <w:sz w:val="22"/>
           <w:szCs w:val="22"/>
         </w:rPr>
-        <w:t xml:space="preserve">TECHNICAL SKILLS</w:t>
+        <w:t>TECHNICAL SKILLS</w:t>
       </w:r>
     </w:p>
     <w:p>
@@ -130,7 +152,14 @@
           <w:sz w:val="20"/>
           <w:szCs w:val="20"/>
         </w:rPr>
-        <w:t xml:space="preserve">JavaScript, Python, Java, PHP, C++, SQL, HTML5, CSS3, React.js, Node.js, Express.js, Tailwind CSS, REST APIs, Chart.js</w:t>
+        <w:t>JavaScript, P</w:t>
+      </w:r>
+      <w:r>
+        <w:rPr>
+          <w:sz w:val="20"/>
+          <w:szCs w:val="20"/>
+        </w:rPr>
+        <w:t>ython, Java, PHP, C++, SQL, HTML5, CSS3, React.js, Node.js, Express.js, Tailwind CSS, REST APIs, Chart.js</w:t>
       </w:r>
     </w:p>
     <w:p>
@@ -151,7 +180,7 @@
           <w:sz w:val="20"/>
           <w:szCs w:val="20"/>
         </w:rPr>
-        <w:t xml:space="preserve">Troubleshooting, Network Configuration, User Training, Application Support, System Testing</w:t>
+        <w:t>Troubleshooting, Network Configuration, User Training, Application Support, System Testing</w:t>
       </w:r>
     </w:p>
     <w:p>
@@ -172,7 +201,78 @@
           <w:sz w:val="20"/>
           <w:szCs w:val="20"/>
         </w:rPr>
-        <w:t xml:space="preserve">MySQL, MongoDB, MongoDB Atlas, Supabase, Cloudinary, Netlify, Render, Vercel, ChatGPT API, Gemini, Prompt Engineering, Data Visualization</w:t>
+        <w:t>MySQL, MongoDB, MongoDB</w:t>
+      </w:r>
+      <w:r>
+        <w:rPr>
+          <w:sz w:val="20"/>
+          <w:szCs w:val="20"/>
+        </w:rPr>
+        <w:t xml:space="preserve"> Atlas, </w:t>
+      </w:r>
+      <w:proofErr w:type="spellStart"/>
+      <w:r>
+        <w:rPr>
+          <w:sz w:val="20"/>
+          <w:szCs w:val="20"/>
+        </w:rPr>
+        <w:t>Supabase</w:t>
+      </w:r>
+      <w:proofErr w:type="spellEnd"/>
+      <w:r>
+        <w:rPr>
+          <w:sz w:val="20"/>
+          <w:szCs w:val="20"/>
+        </w:rPr>
+        <w:t xml:space="preserve">, </w:t>
+      </w:r>
+      <w:proofErr w:type="spellStart"/>
+      <w:r>
+        <w:rPr>
+          <w:sz w:val="20"/>
+          <w:szCs w:val="20"/>
+        </w:rPr>
+        <w:t>Cloudinary</w:t>
+      </w:r>
+      <w:proofErr w:type="spellEnd"/>
+      <w:r>
+        <w:rPr>
+          <w:sz w:val="20"/>
+          <w:szCs w:val="20"/>
+        </w:rPr>
+        <w:t xml:space="preserve">, Netlify, Render, </w:t>
+      </w:r>
+      <w:proofErr w:type="spellStart"/>
+      <w:r>
+        <w:rPr>
+          <w:sz w:val="20"/>
+          <w:szCs w:val="20"/>
+        </w:rPr>
+        <w:t>Vercel</w:t>
+      </w:r>
+      <w:proofErr w:type="spellEnd"/>
+      <w:r>
+        <w:rPr>
+          <w:sz w:val="20"/>
+          <w:szCs w:val="20"/>
+        </w:rPr>
+        <w:t xml:space="preserve">, </w:t>
+      </w:r>
+      <w:proofErr w:type="spellStart"/>
+      <w:r>
+        <w:rPr>
+          <w:sz w:val="20"/>
+          <w:szCs w:val="20"/>
+        </w:rPr>
+        <w:t>ChatGPT</w:t>
+      </w:r>
+      <w:proofErr w:type="spellEnd"/>
+      <w:r>
+        <w:rPr>
+          <w:sz w:val="20"/>
+          <w:szCs w:val="20"/>
+        </w:rPr>
+        <w:t xml:space="preserve"> API, Gemini, Prompt Engineering, Data Visualization</w:t>
       </w:r>
     </w:p>
     <w:p>
@@ -193,16 +293,16 @@
           <w:sz w:val="20"/>
           <w:szCs w:val="20"/>
         </w:rPr>
-        <w:t xml:space="preserve">Git, GitHub, Postman, VS Code, Figma, Microsoft Office/Excel, Agile Methodology</w:t>
+        <w:t>Git, GitHub, Postman, VS Code, Figma, Microsoft Office/Excel, Agile Methodology</w:t>
       </w:r>
     </w:p>
     <w:p>
       <w:pPr>
         <w:pStyle w:val="Heading1"/>
         <w:pBdr>
-          <w:bottom w:val="single" w:color="1F3A5F" w:sz="6" w:space="2"/>
+          <w:bottom w:val="single" w:sz="6" w:space="2" w:color="1F3A5F"/>
         </w:pBdr>
-        <w:spacing w:after="90" w:before="220"/>
+        <w:spacing w:before="220" w:after="90"/>
       </w:pPr>
       <w:r>
         <w:rPr>
@@ -212,22 +312,28 @@
           <w:sz w:val="22"/>
           <w:szCs w:val="22"/>
         </w:rPr>
-        <w:t xml:space="preserve">EDUCATION</w:t>
-      </w:r>
-    </w:p>
-    <w:p>
-      <w:pPr>
-        <w:spacing w:after="20" w:before="100"/>
+        <w:t>EDUCATION</w:t>
+      </w:r>
+    </w:p>
+    <w:p>
+      <w:pPr>
+        <w:spacing w:before="100" w:after="20"/>
       </w:pPr>
       <w:r>
         <w:rPr>
           <w:b/>
           <w:bCs/>
           <w:color w:val="222222"/>
-          <w:sz w:val="21"/>
-          <w:szCs w:val="21"/>
-        </w:rPr>
-        <w:t xml:space="preserve">Bachelor of Science in Computer Science</w:t>
+        </w:rPr>
+        <w:t xml:space="preserve">Bachelor of Science in Computer </w:t>
+      </w:r>
+      <w:r>
+        <w:rPr>
+          <w:b/>
+          <w:bCs/>
+          <w:color w:val="222222"/>
+        </w:rPr>
+        <w:t>Science</w:t>
       </w:r>
       <w:r>
         <w:rPr>
@@ -241,17 +347,16 @@
       </w:r>
       <w:r>
         <w:br/>
-        <w:t xml:space="preserve"/>
-      </w:r>
-      <w:r>
-        <w:rPr>
-          <w:i/>
-          <w:iCs/>
-          <w:color w:val="1F3A5F"/>
-          <w:sz w:val="20"/>
-          <w:szCs w:val="20"/>
-        </w:rPr>
-        <w:t xml:space="preserve">Cavendish University Zambia — Lusaka, Zambia</w:t>
+      </w:r>
+      <w:r>
+        <w:rPr>
+          <w:i/>
+          <w:iCs/>
+          <w:color w:val="1F3A5F"/>
+          <w:sz w:val="20"/>
+          <w:szCs w:val="20"/>
+        </w:rPr>
+        <w:t>Cavendish University Zambia — Lusaka, Zambia</w:t>
       </w:r>
     </w:p>
     <w:p>
@@ -272,43 +377,48 @@
           <w:sz w:val="19"/>
           <w:szCs w:val="19"/>
         </w:rPr>
-        <w:t xml:space="preserve">Software Engineering, Artificial Intelligence, Database Systems, Data Structures &amp; Algorithms, Object-Oriented Programming, Enterprise Networking, System Analysis &amp; Design, Web Development</w:t>
-      </w:r>
-    </w:p>
-    <w:p>
-      <w:pPr>
-        <w:spacing w:after="40"/>
-      </w:pPr>
-      <w:r>
-        <w:rPr>
-          <w:b/>
-          <w:bCs/>
+        <w:t>Software Engineering, Artificial Intelligence, Database Systems, Data Structures &amp; Algorithms, Object-Oriented Programming, Enterprise Networking, System Analysi</w:t>
+      </w:r>
+      <w:r>
+        <w:rPr>
           <w:sz w:val="19"/>
           <w:szCs w:val="19"/>
         </w:rPr>
-        <w:t xml:space="preserve">Scholarship: </w:t>
-      </w:r>
-      <w:r>
-        <w:rPr>
+        <w:t>s &amp; Design, Web Development</w:t>
+      </w:r>
+    </w:p>
+    <w:p>
+      <w:pPr>
+        <w:spacing w:after="40"/>
+      </w:pPr>
+      <w:r>
+        <w:rPr>
+          <w:b/>
+          <w:bCs/>
           <w:sz w:val="19"/>
           <w:szCs w:val="19"/>
         </w:rPr>
-        <w:t xml:space="preserve">UNHCR–Cavendish University Scholarship Recipient</w:t>
-      </w:r>
-    </w:p>
-    <w:p>
-      <w:pPr>
-        <w:spacing w:after="20" w:before="100"/>
+        <w:t xml:space="preserve">Scholarship: </w:t>
+      </w:r>
+      <w:r>
+        <w:rPr>
+          <w:sz w:val="19"/>
+          <w:szCs w:val="19"/>
+        </w:rPr>
+        <w:t>UNHCR–Cavendish University Scholarship Recipient</w:t>
+      </w:r>
+    </w:p>
+    <w:p>
+      <w:pPr>
+        <w:spacing w:before="100" w:after="20"/>
       </w:pPr>
       <w:r>
         <w:rPr>
           <w:b/>
           <w:bCs/>
           <w:color w:val="222222"/>
-          <w:sz w:val="21"/>
-          <w:szCs w:val="21"/>
-        </w:rPr>
-        <w:t xml:space="preserve">High School Certificate</w:t>
+        </w:rPr>
+        <w:t>High School Certificate</w:t>
       </w:r>
       <w:r>
         <w:rPr>
@@ -322,17 +432,16 @@
       </w:r>
       <w:r>
         <w:br/>
-        <w:t xml:space="preserve"/>
-      </w:r>
-      <w:r>
-        <w:rPr>
-          <w:i/>
-          <w:iCs/>
-          <w:color w:val="1F3A5F"/>
-          <w:sz w:val="20"/>
-          <w:szCs w:val="20"/>
-        </w:rPr>
-        <w:t xml:space="preserve">Meheba Secondary School — Meheba, Zambia</w:t>
+      </w:r>
+      <w:r>
+        <w:rPr>
+          <w:i/>
+          <w:iCs/>
+          <w:color w:val="1F3A5F"/>
+          <w:sz w:val="20"/>
+          <w:szCs w:val="20"/>
+        </w:rPr>
+        <w:t>Meheba Secondary School — Meheba, Zambia</w:t>
       </w:r>
     </w:p>
     <w:p>
@@ -346,16 +455,16 @@
           <w:sz w:val="19"/>
           <w:szCs w:val="19"/>
         </w:rPr>
-        <w:t xml:space="preserve">Head Boy | UNHCR Scholarship Awardee | Academic Excellence in STEM Subjects</w:t>
+        <w:t>Head Boy | UNHCR Scholarship Awardee | Academic Excellence in STEM Subjects</w:t>
       </w:r>
     </w:p>
     <w:p>
       <w:pPr>
         <w:pStyle w:val="Heading1"/>
         <w:pBdr>
-          <w:bottom w:val="single" w:color="1F3A5F" w:sz="6" w:space="2"/>
+          <w:bottom w:val="single" w:sz="6" w:space="2" w:color="1F3A5F"/>
         </w:pBdr>
-        <w:spacing w:after="90" w:before="220"/>
+        <w:spacing w:before="220" w:after="90"/>
       </w:pPr>
       <w:r>
         <w:rPr>
@@ -365,22 +474,30 @@
           <w:sz w:val="22"/>
           <w:szCs w:val="22"/>
         </w:rPr>
-        <w:t xml:space="preserve">PROFESSIONAL EXPERIENCE</w:t>
-      </w:r>
-    </w:p>
-    <w:p>
-      <w:pPr>
-        <w:spacing w:after="20" w:before="100"/>
+        <w:t>PROFESSIONAL EXPE</w:t>
+      </w:r>
+      <w:r>
+        <w:rPr>
+          <w:b/>
+          <w:bCs/>
+          <w:color w:val="1F3A5F"/>
+          <w:sz w:val="22"/>
+          <w:szCs w:val="22"/>
+        </w:rPr>
+        <w:t>RIENCE</w:t>
+      </w:r>
+    </w:p>
+    <w:p>
+      <w:pPr>
+        <w:spacing w:before="100" w:after="20"/>
       </w:pPr>
       <w:r>
         <w:rPr>
           <w:b/>
           <w:bCs/>
           <w:color w:val="222222"/>
-          <w:sz w:val="21"/>
-          <w:szCs w:val="21"/>
-        </w:rPr>
-        <w:t xml:space="preserve">IT Assistant Lecturer (Tutor)</w:t>
+        </w:rPr>
+        <w:t>IT Assistant Lecturer (Tutor)</w:t>
       </w:r>
       <w:r>
         <w:rPr>
@@ -394,17 +511,16 @@
       </w:r>
       <w:r>
         <w:br/>
-        <w:t xml:space="preserve"/>
-      </w:r>
-      <w:r>
-        <w:rPr>
-          <w:i/>
-          <w:iCs/>
-          <w:color w:val="1F3A5F"/>
-          <w:sz w:val="20"/>
-          <w:szCs w:val="20"/>
-        </w:rPr>
-        <w:t xml:space="preserve">Cavendish University Zambia — Lusaka, Zambia</w:t>
+      </w:r>
+      <w:r>
+        <w:rPr>
+          <w:i/>
+          <w:iCs/>
+          <w:color w:val="1F3A5F"/>
+          <w:sz w:val="20"/>
+          <w:szCs w:val="20"/>
+        </w:rPr>
+        <w:t>Cavendish University Zambia — Lusaka, Zambia</w:t>
       </w:r>
     </w:p>
     <w:p>
@@ -417,7 +533,7 @@
         <w:spacing w:after="40"/>
       </w:pPr>
       <w:r>
-        <w:t xml:space="preserve">Provided first-line IT support and hands-on guidance to students during laboratory sessions, troubleshooting hardware, software, and network issues.</w:t>
+        <w:t>Provided first-line IT support and hands-on guidance to students during laboratory sessions, troubleshooting hardware, software, and network issues.</w:t>
       </w:r>
     </w:p>
     <w:p>
@@ -430,7 +546,7 @@
         <w:spacing w:after="40"/>
       </w:pPr>
       <w:r>
-        <w:t xml:space="preserve">Assisted students with programming concepts, database normalization, web development, and systematic code debugging.</w:t>
+        <w:t>Assisted students with programming concepts, database normalization, web development, and systematic code debugging.</w:t>
       </w:r>
     </w:p>
     <w:p>
@@ -443,7 +559,7 @@
         <w:spacing w:after="40"/>
       </w:pPr>
       <w:r>
-        <w:t xml:space="preserve">Configured and maintained laboratory workstation environments, installing required software applications and tools.</w:t>
+        <w:t>Configured and maintained laboratory workstation environments, installing required software applications and tools.</w:t>
       </w:r>
     </w:p>
     <w:p>
@@ -456,16 +572,16 @@
         <w:spacing w:after="40"/>
       </w:pPr>
       <w:r>
-        <w:t xml:space="preserve">Communicated technical concepts clearly to diverse audiences, authoring instructional materials and technical demonstrations.</w:t>
+        <w:t>Communicated technical concepts clearly to diverse audiences, authoring instructional materials and technical demonstrations.</w:t>
       </w:r>
     </w:p>
     <w:p>
       <w:pPr>
         <w:pStyle w:val="Heading1"/>
         <w:pBdr>
-          <w:bottom w:val="single" w:color="1F3A5F" w:sz="6" w:space="2"/>
+          <w:bottom w:val="single" w:sz="6" w:space="2" w:color="1F3A5F"/>
         </w:pBdr>
-        <w:spacing w:after="90" w:before="220"/>
+        <w:spacing w:before="220" w:after="90"/>
       </w:pPr>
       <w:r>
         <w:rPr>
@@ -475,36 +591,87 @@
           <w:sz w:val="22"/>
           <w:szCs w:val="22"/>
         </w:rPr>
-        <w:t xml:space="preserve">SELECTED PROJECTS</w:t>
-      </w:r>
-    </w:p>
-    <w:p>
-      <w:pPr>
-        <w:spacing w:after="20" w:before="100"/>
+        <w:t>SELECTED PROJECTS</w:t>
+      </w:r>
+    </w:p>
+    <w:p>
+      <w:pPr>
+        <w:spacing w:before="100" w:after="20"/>
       </w:pPr>
       <w:r>
         <w:rPr>
           <w:b/>
           <w:bCs/>
           <w:color w:val="222222"/>
-          <w:sz w:val="21"/>
-          <w:szCs w:val="21"/>
-        </w:rPr>
-        <w:t xml:space="preserve">Smart Waste Collection Tracking, Monitoring &amp; Notification System (Lusaka Clean)</w:t>
+        </w:rPr>
+        <w:t>Smart Waste Collection Tracking, Monitoring &amp; Notification System (Lusaka Clean)</w:t>
       </w:r>
       <w:r>
         <w:br/>
-        <w:t xml:space="preserve"/>
-      </w:r>
-      <w:r>
-        <w:rPr>
-          <w:i/>
-          <w:iCs/>
-          <w:color w:val="1F3A5F"/>
-          <w:sz w:val="20"/>
-          <w:szCs w:val="20"/>
-        </w:rPr>
-        <w:t xml:space="preserve">React.js, Tailwind CSS, Supabase, Cloudinary, Git/GitHub</w:t>
+      </w:r>
+      <w:r>
+        <w:rPr>
+          <w:i/>
+          <w:iCs/>
+          <w:color w:val="1F3A5F"/>
+          <w:sz w:val="20"/>
+          <w:szCs w:val="20"/>
+        </w:rPr>
+        <w:t xml:space="preserve">React.js, Tailwind CSS, </w:t>
+      </w:r>
+      <w:proofErr w:type="spellStart"/>
+      <w:r>
+        <w:rPr>
+          <w:i/>
+          <w:iCs/>
+          <w:color w:val="1F3A5F"/>
+          <w:sz w:val="20"/>
+          <w:szCs w:val="20"/>
+        </w:rPr>
+        <w:t>Supabas</w:t>
+      </w:r>
+      <w:r>
+        <w:rPr>
+          <w:i/>
+          <w:iCs/>
+          <w:color w:val="1F3A5F"/>
+          <w:sz w:val="20"/>
+          <w:szCs w:val="20"/>
+        </w:rPr>
+        <w:t>e</w:t>
+      </w:r>
+      <w:proofErr w:type="spellEnd"/>
+      <w:r>
+        <w:rPr>
+          <w:i/>
+          <w:iCs/>
+          <w:color w:val="1F3A5F"/>
+          <w:sz w:val="20"/>
+          <w:szCs w:val="20"/>
+        </w:rPr>
+        <w:t xml:space="preserve">, </w:t>
+      </w:r>
+      <w:proofErr w:type="spellStart"/>
+      <w:r>
+        <w:rPr>
+          <w:i/>
+          <w:iCs/>
+          <w:color w:val="1F3A5F"/>
+          <w:sz w:val="20"/>
+          <w:szCs w:val="20"/>
+        </w:rPr>
+        <w:t>Cloudinary</w:t>
+      </w:r>
+      <w:proofErr w:type="spellEnd"/>
+      <w:r>
+        <w:rPr>
+          <w:i/>
+          <w:iCs/>
+          <w:color w:val="1F3A5F"/>
+          <w:sz w:val="20"/>
+          <w:szCs w:val="20"/>
+        </w:rPr>
+        <w:t>, Git/GitHub</w:t>
       </w:r>
     </w:p>
     <w:p>
@@ -517,36 +684,43 @@
         <w:spacing w:after="40"/>
       </w:pPr>
       <w:r>
-        <w:t xml:space="preserve">Developed a full-stack tracking prototype with real-time monitoring and interactive mapping features; integrated photo uploads and cloud storage using Agile workflows.</w:t>
-      </w:r>
-    </w:p>
-    <w:p>
-      <w:pPr>
-        <w:spacing w:after="20" w:before="100"/>
+        <w:t>Developed a full-stack tracking prototype with real-time monitoring and interactive mapping features; integrated photo uploads and cloud storage using Agile workflows.</w:t>
+      </w:r>
+    </w:p>
+    <w:p>
+      <w:pPr>
+        <w:spacing w:before="100" w:after="20"/>
       </w:pPr>
       <w:r>
         <w:rPr>
           <w:b/>
           <w:bCs/>
           <w:color w:val="222222"/>
-          <w:sz w:val="21"/>
-          <w:szCs w:val="21"/>
-        </w:rPr>
-        <w:t xml:space="preserve">Climate-Economic Data Visualization Dashboard</w:t>
+        </w:rPr>
+        <w:t>Climate-Economic Data Visualization Dashboard</w:t>
       </w:r>
       <w:r>
         <w:br/>
-        <w:t xml:space="preserve"/>
-      </w:r>
-      <w:r>
-        <w:rPr>
-          <w:i/>
-          <w:iCs/>
-          <w:color w:val="1F3A5F"/>
-          <w:sz w:val="20"/>
-          <w:szCs w:val="20"/>
-        </w:rPr>
-        <w:t xml:space="preserve">React.js, Node.js, MongoDB, Chart.js, Netlify &amp; Render</w:t>
+      </w:r>
+      <w:r>
+        <w:rPr>
+          <w:i/>
+          <w:iCs/>
+          <w:color w:val="1F3A5F"/>
+          <w:sz w:val="20"/>
+          <w:szCs w:val="20"/>
+        </w:rPr>
+        <w:t>React.js, Node.j</w:t>
+      </w:r>
+      <w:r>
+        <w:rPr>
+          <w:i/>
+          <w:iCs/>
+          <w:color w:val="1F3A5F"/>
+          <w:sz w:val="20"/>
+          <w:szCs w:val="20"/>
+        </w:rPr>
+        <w:t>s, MongoDB, Chart.js, Netlify &amp; Render</w:t>
       </w:r>
     </w:p>
     <w:p>
@@ -559,36 +733,73 @@
         <w:spacing w:after="40"/>
       </w:pPr>
       <w:r>
-        <w:t xml:space="preserve">Led end-to-end design and development of a full-stack dashboard integrating World Bank API data for interactive visualization of climate-economic correlations.</w:t>
-      </w:r>
-    </w:p>
-    <w:p>
-      <w:pPr>
-        <w:spacing w:after="20" w:before="100"/>
-      </w:pPr>
+        <w:t>Led end-to-end design and development of a full-stack dashboard integrating World Bank API data for interactive visualization of climate-economic correlations.</w:t>
+      </w:r>
+    </w:p>
+    <w:p>
+      <w:pPr>
+        <w:spacing w:before="100" w:after="20"/>
+      </w:pPr>
+      <w:proofErr w:type="spellStart"/>
       <w:r>
         <w:rPr>
           <w:b/>
           <w:bCs/>
           <w:color w:val="222222"/>
-          <w:sz w:val="21"/>
-          <w:szCs w:val="21"/>
-        </w:rPr>
-        <w:t xml:space="preserve">Communiversity Digital School Library — TMT Foundation / RIPEN Initiative</w:t>
+        </w:rPr>
+        <w:t>Communiversity</w:t>
+      </w:r>
+      <w:proofErr w:type="spellEnd"/>
+      <w:r>
+        <w:rPr>
+          <w:b/>
+          <w:bCs/>
+          <w:color w:val="222222"/>
+        </w:rPr>
+        <w:t xml:space="preserve"> Digital School Library — TMT Foundation / </w:t>
+      </w:r>
+      <w:r>
+        <w:rPr>
+          <w:b/>
+          <w:bCs/>
+          <w:color w:val="222222"/>
+        </w:rPr>
+        <w:t>RIPEN Initiative</w:t>
       </w:r>
       <w:r>
         <w:br/>
-        <w:t xml:space="preserve"/>
-      </w:r>
-      <w:r>
-        <w:rPr>
-          <w:i/>
-          <w:iCs/>
-          <w:color w:val="1F3A5F"/>
-          <w:sz w:val="20"/>
-          <w:szCs w:val="20"/>
-        </w:rPr>
-        <w:t xml:space="preserve">React.js, Node.js, Express.js, MongoDB Atlas, Cloudinary, Postman</w:t>
+      </w:r>
+      <w:r>
+        <w:rPr>
+          <w:i/>
+          <w:iCs/>
+          <w:color w:val="1F3A5F"/>
+          <w:sz w:val="20"/>
+          <w:szCs w:val="20"/>
+        </w:rPr>
+        <w:t xml:space="preserve">React.js, Node.js, Express.js, MongoDB Atlas, </w:t>
+      </w:r>
+      <w:proofErr w:type="spellStart"/>
+      <w:r>
+        <w:rPr>
+          <w:i/>
+          <w:iCs/>
+          <w:color w:val="1F3A5F"/>
+          <w:sz w:val="20"/>
+          <w:szCs w:val="20"/>
+        </w:rPr>
+        <w:t>Cloudinary</w:t>
+      </w:r>
+      <w:proofErr w:type="spellEnd"/>
+      <w:r>
+        <w:rPr>
+          <w:i/>
+          <w:iCs/>
+          <w:color w:val="1F3A5F"/>
+          <w:sz w:val="20"/>
+          <w:szCs w:val="20"/>
+        </w:rPr>
+        <w:t>, Postman</w:t>
       </w:r>
     </w:p>
     <w:p>
@@ -601,7 +812,8 @@
         <w:spacing w:after="40"/>
       </w:pPr>
       <w:r>
-        <w:t xml:space="preserve">Designed RESTful API endpoints and backend schemas for file management, and rigorously tested routes with Postman.</w:t>
+        <w:lastRenderedPageBreak/>
+        <w:t>Designed RESTful API endpoints and backend schemas for file management, and rigorously tested routes with Postman.</w:t>
       </w:r>
     </w:p>
     <w:p>
@@ -614,36 +826,46 @@
         <w:spacing w:after="40"/>
       </w:pPr>
       <w:r>
-        <w:t xml:space="preserve">Co-developed a digital library platform for low-connectivity regions with offline-first design and multilingual support.</w:t>
-      </w:r>
-    </w:p>
-    <w:p>
-      <w:pPr>
-        <w:spacing w:after="20" w:before="100"/>
-      </w:pPr>
+        <w:t>Co-developed a digital library platform for low-connectivi</w:t>
+      </w:r>
+      <w:r>
+        <w:t>ty regions with offline-first design and multilingual support.</w:t>
+      </w:r>
+    </w:p>
+    <w:p>
+      <w:pPr>
+        <w:spacing w:before="100" w:after="20"/>
+      </w:pPr>
+      <w:proofErr w:type="spellStart"/>
       <w:r>
         <w:rPr>
           <w:b/>
           <w:bCs/>
           <w:color w:val="222222"/>
-          <w:sz w:val="21"/>
-          <w:szCs w:val="21"/>
-        </w:rPr>
-        <w:t xml:space="preserve">CavAir / Cavendish Zambia Airlines Reservation System</w:t>
+        </w:rPr>
+        <w:t>CavAir</w:t>
+      </w:r>
+      <w:proofErr w:type="spellEnd"/>
+      <w:r>
+        <w:rPr>
+          <w:b/>
+          <w:bCs/>
+          <w:color w:val="222222"/>
+        </w:rPr>
+        <w:t xml:space="preserve"> / Cavendish Zambia Airlines Reservation System</w:t>
       </w:r>
       <w:r>
         <w:br/>
-        <w:t xml:space="preserve"/>
-      </w:r>
-      <w:r>
-        <w:rPr>
-          <w:i/>
-          <w:iCs/>
-          <w:color w:val="1F3A5F"/>
-          <w:sz w:val="20"/>
-          <w:szCs w:val="20"/>
-        </w:rPr>
-        <w:t xml:space="preserve">PHP, MySQL, HTML5, CSS3</w:t>
+      </w:r>
+      <w:r>
+        <w:rPr>
+          <w:i/>
+          <w:iCs/>
+          <w:color w:val="1F3A5F"/>
+          <w:sz w:val="20"/>
+          <w:szCs w:val="20"/>
+        </w:rPr>
+        <w:t>PHP, MySQL, HTML5, CSS3</w:t>
       </w:r>
     </w:p>
     <w:p>
@@ -656,36 +878,46 @@
         <w:spacing w:after="40"/>
       </w:pPr>
       <w:r>
-        <w:t xml:space="preserve">Built a full-stack flight booking system with CRUD operations, relational schema design, user authentication, and an admin panel.</w:t>
-      </w:r>
-    </w:p>
-    <w:p>
-      <w:pPr>
-        <w:spacing w:after="20" w:before="100"/>
-      </w:pPr>
+        <w:t>Built a full-stack flight booking system with CRUD operations, relational schema design, user authentication, and a</w:t>
+      </w:r>
+      <w:r>
+        <w:t>n admin panel.</w:t>
+      </w:r>
+    </w:p>
+    <w:p>
+      <w:pPr>
+        <w:spacing w:before="100" w:after="20"/>
+      </w:pPr>
+      <w:proofErr w:type="spellStart"/>
       <w:r>
         <w:rPr>
           <w:b/>
           <w:bCs/>
           <w:color w:val="222222"/>
-          <w:sz w:val="21"/>
-          <w:szCs w:val="21"/>
-        </w:rPr>
-        <w:t xml:space="preserve">MantTeq Portfolio &amp; Services Website</w:t>
+        </w:rPr>
+        <w:t>MantTeq</w:t>
+      </w:r>
+      <w:proofErr w:type="spellEnd"/>
+      <w:r>
+        <w:rPr>
+          <w:b/>
+          <w:bCs/>
+          <w:color w:val="222222"/>
+        </w:rPr>
+        <w:t xml:space="preserve"> Portfolio &amp; Services Website</w:t>
       </w:r>
       <w:r>
         <w:br/>
-        <w:t xml:space="preserve"/>
-      </w:r>
-      <w:r>
-        <w:rPr>
-          <w:i/>
-          <w:iCs/>
-          <w:color w:val="1F3A5F"/>
-          <w:sz w:val="20"/>
-          <w:szCs w:val="20"/>
-        </w:rPr>
-        <w:t xml:space="preserve">HTML5, CSS3, JavaScript, GitHub Pages</w:t>
+      </w:r>
+      <w:r>
+        <w:rPr>
+          <w:i/>
+          <w:iCs/>
+          <w:color w:val="1F3A5F"/>
+          <w:sz w:val="20"/>
+          <w:szCs w:val="20"/>
+        </w:rPr>
+        <w:t>HTML5, CSS3, JavaScript, GitHub Pages</w:t>
       </w:r>
     </w:p>
     <w:p>
@@ -698,16 +930,16 @@
         <w:spacing w:after="40"/>
       </w:pPr>
       <w:r>
-        <w:t xml:space="preserve">Designed and deployed a responsive personal portfolio site showcasing projects, skills, and freelance services.</w:t>
+        <w:t>Designed and deployed a responsive personal portfolio site showcasing projects, skills, and freelance services.</w:t>
       </w:r>
     </w:p>
     <w:p>
       <w:pPr>
         <w:pStyle w:val="Heading1"/>
         <w:pBdr>
-          <w:bottom w:val="single" w:color="1F3A5F" w:sz="6" w:space="2"/>
+          <w:bottom w:val="single" w:sz="6" w:space="2" w:color="1F3A5F"/>
         </w:pBdr>
-        <w:spacing w:after="90" w:before="220"/>
+        <w:spacing w:before="220" w:after="90"/>
       </w:pPr>
       <w:r>
         <w:rPr>
@@ -717,22 +949,28 @@
           <w:sz w:val="22"/>
           <w:szCs w:val="22"/>
         </w:rPr>
-        <w:t xml:space="preserve">LEADERSHIP &amp; ENGAGEMENT</w:t>
-      </w:r>
-    </w:p>
-    <w:p>
-      <w:pPr>
-        <w:spacing w:after="20" w:before="100"/>
+        <w:t>LEADERSHIP &amp; ENGAGEMENT</w:t>
+      </w:r>
+    </w:p>
+    <w:p>
+      <w:pPr>
+        <w:spacing w:before="100" w:after="20"/>
       </w:pPr>
       <w:r>
         <w:rPr>
           <w:b/>
           <w:bCs/>
           <w:color w:val="222222"/>
-          <w:sz w:val="21"/>
-          <w:szCs w:val="21"/>
-        </w:rPr>
-        <w:t xml:space="preserve">Co-Founder &amp; Secretary General, Hope Beyond Borders Initiative (HBBI)</w:t>
+        </w:rPr>
+        <w:t>Co-Founder &amp; Secretary General</w:t>
+      </w:r>
+      <w:r>
+        <w:rPr>
+          <w:b/>
+          <w:bCs/>
+          <w:color w:val="222222"/>
+        </w:rPr>
+        <w:t>, Hope Beyond Borders Initiative (HBBI)</w:t>
       </w:r>
       <w:r>
         <w:rPr>
@@ -755,7 +993,7 @@
         <w:spacing w:after="40"/>
       </w:pPr>
       <w:r>
-        <w:t xml:space="preserve">Co-led the establishment of the organization and assisted with developing its constitution and foundational governance documents.</w:t>
+        <w:t>Co-led the establishment of the organization and assisted with developing its constitution and foundational governance documents.</w:t>
       </w:r>
     </w:p>
     <w:p>
@@ -768,7 +1006,10 @@
         <w:spacing w:after="40"/>
       </w:pPr>
       <w:r>
-        <w:t xml:space="preserve">Coordinated executive meetings, communications, documentation, and follow-up on organizational activities.</w:t>
+        <w:t>Coordinated executive meetings, communications, documentation, and f</w:t>
+      </w:r>
+      <w:r>
+        <w:t>ollow-up on organizational activities.</w:t>
       </w:r>
     </w:p>
     <w:p>
@@ -781,22 +1022,20 @@
         <w:spacing w:after="40"/>
       </w:pPr>
       <w:r>
-        <w:t xml:space="preserve">Supported digital communication and online organizational activities.</w:t>
-      </w:r>
-    </w:p>
-    <w:p>
-      <w:pPr>
-        <w:spacing w:after="20" w:before="100"/>
+        <w:t>Supported digital communication and online organizational activities.</w:t>
+      </w:r>
+    </w:p>
+    <w:p>
+      <w:pPr>
+        <w:spacing w:before="100" w:after="20"/>
       </w:pPr>
       <w:r>
         <w:rPr>
           <w:b/>
           <w:bCs/>
           <w:color w:val="222222"/>
-          <w:sz w:val="21"/>
-          <w:szCs w:val="21"/>
-        </w:rPr>
-        <w:t xml:space="preserve">Secretary General, CUZITA (Cavendish University Zambia IT Association)</w:t>
+        </w:rPr>
+        <w:t>Secretary General, CUZITA (Cavendish University Zambia IT Association)</w:t>
       </w:r>
       <w:r>
         <w:rPr>
@@ -819,22 +1058,23 @@
         <w:spacing w:after="40"/>
       </w:pPr>
       <w:r>
-        <w:t xml:space="preserve">Coordinated tech workshops, hackathons, and industry talks for 100+ IT students; managed club communications and partnership outreach.</w:t>
-      </w:r>
-    </w:p>
-    <w:p>
-      <w:pPr>
-        <w:spacing w:after="20" w:before="100"/>
+        <w:t>Coordinated tech workshops, hackathons, and industry talks fo</w:t>
+      </w:r>
+      <w:r>
+        <w:t>r 100+ IT students; managed club communications and partnership outreach.</w:t>
+      </w:r>
+    </w:p>
+    <w:p>
+      <w:pPr>
+        <w:spacing w:before="100" w:after="20"/>
       </w:pPr>
       <w:r>
         <w:rPr>
           <w:b/>
           <w:bCs/>
           <w:color w:val="222222"/>
-          <w:sz w:val="21"/>
-          <w:szCs w:val="21"/>
-        </w:rPr>
-        <w:t xml:space="preserve">Prime Minister → Secretary, Meheba Former Leaders Association</w:t>
+        </w:rPr>
+        <w:t>Prime Minister → Secretary, Meheba Former Leaders Association</w:t>
       </w:r>
       <w:r>
         <w:rPr>
@@ -857,16 +1097,19 @@
         <w:spacing w:after="40"/>
       </w:pPr>
       <w:r>
-        <w:t xml:space="preserve">Led alumni mentorship programs and digital literacy workshops for refugee youth; organized career guidance and scholarship application support.</w:t>
+        <w:t>Led alumni mentorship programs and digital literacy workshops for refugee youth; organized career guidanc</w:t>
+      </w:r>
+      <w:r>
+        <w:t>e and scholarship application support.</w:t>
       </w:r>
     </w:p>
     <w:p>
       <w:pPr>
         <w:pStyle w:val="Heading1"/>
         <w:pBdr>
-          <w:bottom w:val="single" w:color="1F3A5F" w:sz="6" w:space="2"/>
+          <w:bottom w:val="single" w:sz="6" w:space="2" w:color="1F3A5F"/>
         </w:pBdr>
-        <w:spacing w:after="90" w:before="220"/>
+        <w:spacing w:before="220" w:after="90"/>
       </w:pPr>
       <w:r>
         <w:rPr>
@@ -876,7 +1119,7 @@
           <w:sz w:val="22"/>
           <w:szCs w:val="22"/>
         </w:rPr>
-        <w:t xml:space="preserve">CERTIFICATIONS</w:t>
+        <w:t>CERTIFICATIONS</w:t>
       </w:r>
     </w:p>
     <w:p>
@@ -889,7 +1132,7 @@
         <w:spacing w:after="40"/>
       </w:pPr>
       <w:r>
-        <w:t xml:space="preserve">Google IT Support Professional Certificate</w:t>
+        <w:t>Google IT Support Professional Certificate</w:t>
       </w:r>
     </w:p>
     <w:p>
@@ -902,7 +1145,7 @@
         <w:spacing w:after="40"/>
       </w:pPr>
       <w:r>
-        <w:t xml:space="preserve">Google Data Analytics Certificate (Selected Modules)</w:t>
+        <w:t>Google Data Analytics Certificate (Selected Modules)</w:t>
       </w:r>
     </w:p>
     <w:p>
@@ -915,7 +1158,7 @@
         <w:spacing w:after="40"/>
       </w:pPr>
       <w:r>
-        <w:t xml:space="preserve">Generative AI Fundamentals | Coursera</w:t>
+        <w:t>Generative AI Fundamentals | Coursera</w:t>
       </w:r>
     </w:p>
     <w:p>
@@ -928,7 +1171,7 @@
         <w:spacing w:after="40"/>
       </w:pPr>
       <w:r>
-        <w:t xml:space="preserve">Operations Research: Models and Applications | Coursera</w:t>
+        <w:t>Operations Research: Models and Applications | Coursera</w:t>
       </w:r>
     </w:p>
     <w:p>
@@ -941,16 +1184,16 @@
         <w:spacing w:after="40"/>
       </w:pPr>
       <w:r>
-        <w:t xml:space="preserve">Full Stack Web Development | Science Expo</w:t>
+        <w:t>Full Stack Web Development | Science Expo</w:t>
       </w:r>
     </w:p>
     <w:p>
       <w:pPr>
         <w:pStyle w:val="Heading1"/>
         <w:pBdr>
-          <w:bottom w:val="single" w:color="1F3A5F" w:sz="6" w:space="2"/>
+          <w:bottom w:val="single" w:sz="6" w:space="2" w:color="1F3A5F"/>
         </w:pBdr>
-        <w:spacing w:after="90" w:before="220"/>
+        <w:spacing w:before="220" w:after="90"/>
       </w:pPr>
       <w:r>
         <w:rPr>
@@ -960,114 +1203,35 @@
           <w:sz w:val="22"/>
           <w:szCs w:val="22"/>
         </w:rPr>
-        <w:t xml:space="preserve">LANGUAGES</w:t>
-      </w:r>
-    </w:p>
-    <w:p>
-      <w:pPr>
-        <w:spacing w:after="0"/>
-      </w:pPr>
+        <w:t>LANGUAGES</w:t>
+      </w:r>
+    </w:p>
+    <w:p>
       <w:r>
         <w:rPr>
           <w:sz w:val="19"/>
           <w:szCs w:val="19"/>
         </w:rPr>
-        <w:t xml:space="preserve">English (Fluent), Nyanja (Native), Swahili (Fluent), Bemba (Conversational)   |   References available upon request.</w:t>
+        <w:t>English (Fluent), Nyanja (Native), Swahili (Fluent), Bemba (Conversational)   |   References available upon request.</w:t>
       </w:r>
     </w:p>
     <w:sectPr>
-      <w:pgSz w:w="12240" w:h="15840" w:orient="portrait"/>
+      <w:pgSz w:w="12240" w:h="15840"/>
       <w:pgMar w:top="560" w:right="700" w:bottom="560" w:left="700" w:header="708" w:footer="708" w:gutter="0"/>
-      <w:pgNumType/>
+      <w:cols w:space="720"/>
       <w:docGrid w:linePitch="360"/>
     </w:sectPr>
   </w:body>
 </w:document>
 </file>
 
-<file path=word/comments.xml><?xml version="1.0" encoding="utf-8"?>
-<w:comments xmlns:cx="http://schemas.microsoft.com/office/drawing/2014/chartex" xmlns:cx1="http://schemas.microsoft.com/office/drawing/2015/9/8/chartex" xmlns:cx2="http://schemas.microsoft.com/office/drawing/2015/10/21/chartex" xmlns:cx3="http://schemas.microsoft.com/office/drawing/2016/5/9/chartex" xmlns:cx4="http://schemas.microsoft.com/office/drawing/2016/5/10/chartex" xmlns:cx5="http://schemas.microsoft.com/office/drawing/2016/5/11/chartex" xmlns:cx6="http://schemas.microsoft.com/office/drawing/2016/5/12/chartex" xmlns:cx7="http://schemas.microsoft.com/office/drawing/2016/5/13/chartex" xmlns:cx8="http://schemas.microsoft.com/office/drawing/2016/5/14/chartex" xmlns:mc="http://schemas.openxmlformats.org/markup-compatibility/2006" xmlns:aink="http://schemas.microsoft.com/office/drawing/2016/ink" xmlns:am3d="http://schemas.microsoft.com/office/drawing/2017/model3d" xmlns:o="urn:schemas-microsoft-com:office:office" xmlns:r="http://schemas.openxmlformats.org/officeDocument/2006/relationships" xmlns:m="http://schemas.openxmlformats.org/officeDocument/2006/math" xmlns:v="urn:schemas-microsoft-com:vml" xmlns:wp14="http://schemas.microsoft.com/office/word/2010/wordprocessingDrawing" xmlns:wp="http://schemas.openxmlformats.org/drawingml/2006/wordprocessingDrawing" xmlns:w10="urn:schemas-microsoft-com:office:word" xmlns:w="http://schemas.openxmlformats.org/wordprocessingml/2006/main" xmlns:w14="http://schemas.microsoft.com/office/word/2010/wordml" xmlns:w15="http://schemas.microsoft.com/office/word/2012/wordml" xmlns:w16cex="http://schemas.microsoft.com/office/word/2018/wordml/cex" xmlns:w16cid="http://schemas.microsoft.com/office/word/2016/wordml/cid" xmlns:w16="http://schemas.microsoft.com/office/word/2018/wordml" xmlns:w16sdtdh="http://schemas.microsoft.com/office/word/2020/wordml/sdtdatahash" xmlns:w16se="http://schemas.microsoft.com/office/word/2015/wordml/symex" xmlns:wpg="http://schemas.microsoft.com/office/word/2010/wordprocessingGroup" xmlns:wpi="http://schemas.microsoft.com/office/word/2010/wordprocessingInk" xmlns:wne="http://schemas.microsoft.com/office/word/2006/wordml" xmlns:wps="http://schemas.microsoft.com/office/word/2010/wordprocessingShape"/>
-</file>
-
-<file path=word/endnotes.xml><?xml version="1.0" encoding="utf-8"?>
-<w:endnotes xmlns:wpc="http://schemas.microsoft.com/office/word/2010/wordprocessingCanvas" xmlns:mc="http://schemas.openxmlformats.org/markup-compatibility/2006" xmlns:o="urn:schemas-microsoft-com:office:office" xmlns:r="http://schemas.openxmlformats.org/officeDocument/2006/relationships" xmlns:m="http://schemas.openxmlformats.org/officeDocument/2006/math" xmlns:v="urn:schemas-microsoft-com:vml" xmlns:wp14="http://schemas.microsoft.com/office/word/2010/wordprocessingDrawing" xmlns:wp="http://schemas.openxmlformats.org/drawingml/2006/wordprocessingDrawing" xmlns:w10="urn:schemas-microsoft-com:office:word" xmlns:w="http://schemas.openxmlformats.org/wordprocessingml/2006/main" xmlns:w14="http://schemas.microsoft.com/office/word/2010/wordml" xmlns:w15="http://schemas.microsoft.com/office/word/2012/wordml" xmlns:wpg="http://schemas.microsoft.com/office/word/2010/wordprocessingGroup" xmlns:wpi="http://schemas.microsoft.com/office/word/2010/wordprocessingInk" xmlns:wne="http://schemas.microsoft.com/office/word/2006/wordml" xmlns:wps="http://schemas.microsoft.com/office/word/2010/wordprocessingShape" mc:Ignorable="w14 w15 wp14">
-  <w:endnote w:type="separator" w:id="-1">
-    <w:p>
-      <w:pPr>
-        <w:spacing w:after="0" w:line="240" w:lineRule="auto"/>
-      </w:pPr>
-      <w:r>
-        <w:rPr>
-          <w:rStyle w:val="EndnoteReference"/>
-        </w:rPr>
-        <w:endnoteRef/>
-      </w:r>
-      <w:r>
-        <w:separator/>
-      </w:r>
-    </w:p>
-  </w:endnote>
-  <w:endnote w:type="continuationSeparator" w:id="0">
-    <w:p>
-      <w:pPr>
-        <w:spacing w:after="0" w:line="240" w:lineRule="auto"/>
-      </w:pPr>
-      <w:r>
-        <w:rPr>
-          <w:rStyle w:val="EndnoteReference"/>
-        </w:rPr>
-        <w:endnoteRef/>
-      </w:r>
-      <w:r>
-        <w:continuationSeparator/>
-      </w:r>
-    </w:p>
-  </w:endnote>
-</w:endnotes>
-</file>
-
-<file path=word/footnotes.xml><?xml version="1.0" encoding="utf-8"?>
-<w:footnotes xmlns:wpc="http://schemas.microsoft.com/office/word/2010/wordprocessingCanvas" xmlns:mc="http://schemas.openxmlformats.org/markup-compatibility/2006" xmlns:o="urn:schemas-microsoft-com:office:office" xmlns:r="http://schemas.openxmlformats.org/officeDocument/2006/relationships" xmlns:m="http://schemas.openxmlformats.org/officeDocument/2006/math" xmlns:v="urn:schemas-microsoft-com:vml" xmlns:wp14="http://schemas.microsoft.com/office/word/2010/wordprocessingDrawing" xmlns:wp="http://schemas.openxmlformats.org/drawingml/2006/wordprocessingDrawing" xmlns:w10="urn:schemas-microsoft-com:office:word" xmlns:w="http://schemas.openxmlformats.org/wordprocessingml/2006/main" xmlns:w14="http://schemas.microsoft.com/office/word/2010/wordml" xmlns:w15="http://schemas.microsoft.com/office/word/2012/wordml" xmlns:wpg="http://schemas.microsoft.com/office/word/2010/wordprocessingGroup" xmlns:wpi="http://schemas.microsoft.com/office/word/2010/wordprocessingInk" xmlns:wne="http://schemas.microsoft.com/office/word/2006/wordml" xmlns:wps="http://schemas.microsoft.com/office/word/2010/wordprocessingShape" mc:Ignorable="w14 w15 wp14">
-  <w:footnote w:type="separator" w:id="-1">
-    <w:p>
-      <w:pPr>
-        <w:spacing w:after="0" w:line="240" w:lineRule="auto"/>
-      </w:pPr>
-      <w:r>
-        <w:rPr>
-          <w:rStyle w:val="FootnoteReference"/>
-        </w:rPr>
-        <w:footnoteRef/>
-      </w:r>
-      <w:r>
-        <w:separator/>
-      </w:r>
-    </w:p>
-  </w:footnote>
-  <w:footnote w:type="continuationSeparator" w:id="0">
-    <w:p>
-      <w:pPr>
-        <w:spacing w:after="0" w:line="240" w:lineRule="auto"/>
-      </w:pPr>
-      <w:r>
-        <w:rPr>
-          <w:rStyle w:val="FootnoteReference"/>
-        </w:rPr>
-        <w:footnoteRef/>
-      </w:r>
-      <w:r>
-        <w:continuationSeparator/>
-      </w:r>
-    </w:p>
-  </w:footnote>
-</w:footnotes>
-</file>
-
 <file path=word/numbering.xml><?xml version="1.0" encoding="utf-8"?>
-<w:numbering xmlns:wpc="http://schemas.microsoft.com/office/word/2010/wordprocessingCanvas" xmlns:mc="http://schemas.openxmlformats.org/markup-compatibility/2006" xmlns:o="urn:schemas-microsoft-com:office:office" xmlns:r="http://schemas.openxmlformats.org/officeDocument/2006/relationships" xmlns:m="http://schemas.openxmlformats.org/officeDocument/2006/math" xmlns:v="urn:schemas-microsoft-com:vml" xmlns:wp14="http://schemas.microsoft.com/office/word/2010/wordprocessingDrawing" xmlns:wp="http://schemas.openxmlformats.org/drawingml/2006/wordprocessingDrawing" xmlns:w10="urn:schemas-microsoft-com:office:word" xmlns:w="http://schemas.openxmlformats.org/wordprocessingml/2006/main" xmlns:w14="http://schemas.microsoft.com/office/word/2010/wordml" xmlns:w15="http://schemas.microsoft.com/office/word/2012/wordml" xmlns:wpg="http://schemas.microsoft.com/office/word/2010/wordprocessingGroup" xmlns:wpi="http://schemas.microsoft.com/office/word/2010/wordprocessingInk" xmlns:wne="http://schemas.microsoft.com/office/word/2006/wordml" xmlns:wps="http://schemas.microsoft.com/office/word/2010/wordprocessingShape" mc:Ignorable="w14 w15 wp14">
-  <w:abstractNum w:abstractNumId="1" w15:restartNumberingAfterBreak="0">
+<w:numbering xmlns:wpc="http://schemas.microsoft.com/office/word/2010/wordprocessingCanvas" xmlns:cx="http://schemas.microsoft.com/office/drawing/2014/chartex" xmlns:cx1="http://schemas.microsoft.com/office/drawing/2015/9/8/chartex" xmlns:cx2="http://schemas.microsoft.com/office/drawing/2015/10/21/chartex" xmlns:cx3="http://schemas.microsoft.com/office/drawing/2016/5/9/chartex" xmlns:cx4="http://schemas.microsoft.com/office/drawing/2016/5/10/chartex" xmlns:cx5="http://schemas.microsoft.com/office/drawing/2016/5/11/chartex" xmlns:cx6="http://schemas.microsoft.com/office/drawing/2016/5/12/chartex" xmlns:cx7="http://schemas.microsoft.com/office/drawing/2016/5/13/chartex" xmlns:cx8="http://schemas.microsoft.com/office/drawing/2016/5/14/chartex" xmlns:mc="http://schemas.openxmlformats.org/markup-compatibility/2006" xmlns:aink="http://schemas.microsoft.com/office/drawing/2016/ink" xmlns:am3d="http://schemas.microsoft.com/office/drawing/2017/model3d" xmlns:o="urn:schemas-microsoft-com:office:office" xmlns:r="http://schemas.openxmlformats.org/officeDocument/2006/relationships" xmlns:m="http://schemas.openxmlformats.org/officeDocument/2006/math" xmlns:v="urn:schemas-microsoft-com:vml" xmlns:wp14="http://schemas.microsoft.com/office/word/2010/wordprocessingDrawing" xmlns:wp="http://schemas.openxmlformats.org/drawingml/2006/wordprocessingDrawing" xmlns:w10="urn:schemas-microsoft-com:office:word" xmlns:w="http://schemas.openxmlformats.org/wordprocessingml/2006/main" xmlns:w14="http://schemas.microsoft.com/office/word/2010/wordml" xmlns:w15="http://schemas.microsoft.com/office/word/2012/wordml" xmlns:w16cex="http://schemas.microsoft.com/office/word/2018/wordml/cex" xmlns:w16cid="http://schemas.microsoft.com/office/word/2016/wordml/cid" xmlns:w16="http://schemas.microsoft.com/office/word/2018/wordml" xmlns:w16sdtdh="http://schemas.microsoft.com/office/word/2020/wordml/sdtdatahash" xmlns:w16se="http://schemas.microsoft.com/office/word/2015/wordml/symex" xmlns:wpg="http://schemas.microsoft.com/office/word/2010/wordprocessingGroup" xmlns:wpi="http://schemas.microsoft.com/office/word/2010/wordprocessingInk" xmlns:wne="http://schemas.microsoft.com/office/word/2006/wordml" xmlns:wps="http://schemas.microsoft.com/office/word/2010/wordprocessingShape" mc:Ignorable="w14 w15 w16se w16cid w16 w16cex w16sdtdh wp14">
+  <w:abstractNum w:abstractNumId="0" w15:restartNumberingAfterBreak="0">
+    <w:nsid w:val="05E26ECE"/>
     <w:multiLevelType w:val="hybridMultilevel"/>
-    <w:lvl w:ilvl="0" w15:tentative="1">
+    <w:tmpl w:val="41A01216"/>
+    <w:lvl w:ilvl="0" w:tplc="139EF274">
       <w:start w:val="1"/>
       <w:numFmt w:val="bullet"/>
       <w:lvlText w:val="●"/>
@@ -1076,7 +1240,7 @@
         <w:ind w:left="720" w:hanging="360"/>
       </w:pPr>
     </w:lvl>
-    <w:lvl w:ilvl="1" w15:tentative="1">
+    <w:lvl w:ilvl="1" w:tplc="DEB8E544">
       <w:start w:val="1"/>
       <w:numFmt w:val="bullet"/>
       <w:lvlText w:val="○"/>
@@ -1085,7 +1249,7 @@
         <w:ind w:left="1440" w:hanging="360"/>
       </w:pPr>
     </w:lvl>
-    <w:lvl w:ilvl="2" w15:tentative="1">
+    <w:lvl w:ilvl="2" w:tplc="1BB8E08E">
       <w:start w:val="1"/>
       <w:numFmt w:val="bullet"/>
       <w:lvlText w:val="■"/>
@@ -1094,7 +1258,7 @@
         <w:ind w:left="2160" w:hanging="360"/>
       </w:pPr>
     </w:lvl>
-    <w:lvl w:ilvl="3" w15:tentative="1">
+    <w:lvl w:ilvl="3" w:tplc="5480385A">
       <w:start w:val="1"/>
       <w:numFmt w:val="bullet"/>
       <w:lvlText w:val="●"/>
@@ -1103,7 +1267,7 @@
         <w:ind w:left="2880" w:hanging="360"/>
       </w:pPr>
     </w:lvl>
-    <w:lvl w:ilvl="4" w15:tentative="1">
+    <w:lvl w:ilvl="4" w:tplc="58180CEC">
       <w:start w:val="1"/>
       <w:numFmt w:val="bullet"/>
       <w:lvlText w:val="○"/>
@@ -1112,7 +1276,7 @@
         <w:ind w:left="3600" w:hanging="360"/>
       </w:pPr>
     </w:lvl>
-    <w:lvl w:ilvl="5" w15:tentative="1">
+    <w:lvl w:ilvl="5" w:tplc="22B61860">
       <w:start w:val="1"/>
       <w:numFmt w:val="bullet"/>
       <w:lvlText w:val="■"/>
@@ -1121,7 +1285,7 @@
         <w:ind w:left="4320" w:hanging="360"/>
       </w:pPr>
     </w:lvl>
-    <w:lvl w:ilvl="6" w15:tentative="1">
+    <w:lvl w:ilvl="6" w:tplc="8FBCA004">
       <w:start w:val="1"/>
       <w:numFmt w:val="bullet"/>
       <w:lvlText w:val="●"/>
@@ -1130,7 +1294,7 @@
         <w:ind w:left="5040" w:hanging="360"/>
       </w:pPr>
     </w:lvl>
-    <w:lvl w:ilvl="7" w15:tentative="1">
+    <w:lvl w:ilvl="7" w:tplc="46EC481E">
       <w:start w:val="1"/>
       <w:numFmt w:val="bullet"/>
       <w:lvlText w:val="●"/>
@@ -1139,7 +1303,7 @@
         <w:ind w:left="5760" w:hanging="360"/>
       </w:pPr>
     </w:lvl>
-    <w:lvl w:ilvl="8" w15:tentative="1">
+    <w:lvl w:ilvl="8" w:tplc="317A7DF2">
       <w:start w:val="1"/>
       <w:numFmt w:val="bullet"/>
       <w:lvlText w:val="●"/>
@@ -1149,9 +1313,11 @@
       </w:pPr>
     </w:lvl>
   </w:abstractNum>
-  <w:abstractNum w:abstractNumId="2" w15:restartNumberingAfterBreak="0">
+  <w:abstractNum w:abstractNumId="1" w15:restartNumberingAfterBreak="0">
+    <w:nsid w:val="1490110D"/>
     <w:multiLevelType w:val="hybridMultilevel"/>
-    <w:lvl w:ilvl="0" w15:tentative="1">
+    <w:tmpl w:val="A148F546"/>
+    <w:lvl w:ilvl="0" w:tplc="4788A11A">
       <w:start w:val="1"/>
       <w:numFmt w:val="bullet"/>
       <w:lvlText w:val="•"/>
@@ -1160,15 +1326,55 @@
         <w:ind w:left="316" w:hanging="215"/>
       </w:pPr>
     </w:lvl>
+    <w:lvl w:ilvl="1" w:tplc="D2386254">
+      <w:numFmt w:val="decimal"/>
+      <w:lvlText w:val=""/>
+      <w:lvlJc w:val="left"/>
+    </w:lvl>
+    <w:lvl w:ilvl="2" w:tplc="BBA8C43A">
+      <w:numFmt w:val="decimal"/>
+      <w:lvlText w:val=""/>
+      <w:lvlJc w:val="left"/>
+    </w:lvl>
+    <w:lvl w:ilvl="3" w:tplc="64FC9BA6">
+      <w:numFmt w:val="decimal"/>
+      <w:lvlText w:val=""/>
+      <w:lvlJc w:val="left"/>
+    </w:lvl>
+    <w:lvl w:ilvl="4" w:tplc="A1328BD4">
+      <w:numFmt w:val="decimal"/>
+      <w:lvlText w:val=""/>
+      <w:lvlJc w:val="left"/>
+    </w:lvl>
+    <w:lvl w:ilvl="5" w:tplc="E6283176">
+      <w:numFmt w:val="decimal"/>
+      <w:lvlText w:val=""/>
+      <w:lvlJc w:val="left"/>
+    </w:lvl>
+    <w:lvl w:ilvl="6" w:tplc="FB42CEEE">
+      <w:numFmt w:val="decimal"/>
+      <w:lvlText w:val=""/>
+      <w:lvlJc w:val="left"/>
+    </w:lvl>
+    <w:lvl w:ilvl="7" w:tplc="1980B5C6">
+      <w:numFmt w:val="decimal"/>
+      <w:lvlText w:val=""/>
+      <w:lvlJc w:val="left"/>
+    </w:lvl>
+    <w:lvl w:ilvl="8" w:tplc="0346ED94">
+      <w:numFmt w:val="decimal"/>
+      <w:lvlText w:val=""/>
+      <w:lvlJc w:val="left"/>
+    </w:lvl>
   </w:abstractNum>
   <w:num w:numId="1">
-    <w:abstractNumId w:val="1"/>
+    <w:abstractNumId w:val="0"/>
     <w:lvlOverride w:ilvl="0">
       <w:startOverride w:val="1"/>
     </w:lvlOverride>
   </w:num>
   <w:num w:numId="2">
-    <w:abstractNumId w:val="2"/>
+    <w:abstractNumId w:val="1"/>
     <w:lvlOverride w:ilvl="0">
       <w:startOverride w:val="1"/>
     </w:lvlOverride>
@@ -1177,32 +1383,407 @@
 </file>
 
 <file path=word/styles.xml><?xml version="1.0" encoding="utf-8"?>
-<w:styles xmlns:mc="http://schemas.openxmlformats.org/markup-compatibility/2006" xmlns:r="http://schemas.openxmlformats.org/officeDocument/2006/relationships" xmlns:w="http://schemas.openxmlformats.org/wordprocessingml/2006/main" xmlns:w14="http://schemas.microsoft.com/office/word/2010/wordml" xmlns:w15="http://schemas.microsoft.com/office/word/2012/wordml" mc:Ignorable="w14 w15">
+<w:styles xmlns:mc="http://schemas.openxmlformats.org/markup-compatibility/2006" xmlns:r="http://schemas.openxmlformats.org/officeDocument/2006/relationships" xmlns:w="http://schemas.openxmlformats.org/wordprocessingml/2006/main" xmlns:w14="http://schemas.microsoft.com/office/word/2010/wordml" xmlns:w15="http://schemas.microsoft.com/office/word/2012/wordml" xmlns:w16cex="http://schemas.microsoft.com/office/word/2018/wordml/cex" xmlns:w16cid="http://schemas.microsoft.com/office/word/2016/wordml/cid" xmlns:w16="http://schemas.microsoft.com/office/word/2018/wordml" xmlns:w16sdtdh="http://schemas.microsoft.com/office/word/2020/wordml/sdtdatahash" xmlns:w16se="http://schemas.microsoft.com/office/word/2015/wordml/symex" mc:Ignorable="w14 w15 w16se w16cid w16 w16cex w16sdtdh">
   <w:docDefaults>
     <w:rPrDefault>
       <w:rPr>
-        <w:rFonts w:ascii="Calibri" w:cs="Calibri" w:eastAsia="Calibri" w:hAnsi="Calibri"/>
+        <w:rFonts w:ascii="Calibri" w:eastAsia="Calibri" w:hAnsi="Calibri" w:cs="Calibri"/>
         <w:sz w:val="21"/>
         <w:szCs w:val="21"/>
+        <w:lang w:val="en-ZM" w:eastAsia="en-ZM" w:bidi="ar-SA"/>
       </w:rPr>
     </w:rPrDefault>
     <w:pPrDefault/>
   </w:docDefaults>
-  <w:style w:type="paragraph" w:styleId="Title">
-    <w:name w:val="Title"/>
-    <w:basedOn w:val="Normal"/>
-    <w:next w:val="Normal"/>
+  <w:latentStyles w:defLockedState="0" w:defUIPriority="99" w:defSemiHidden="0" w:defUnhideWhenUsed="0" w:defQFormat="0" w:count="376">
+    <w:lsdException w:name="Normal" w:uiPriority="0" w:qFormat="1"/>
+    <w:lsdException w:name="heading 1" w:uiPriority="9" w:qFormat="1"/>
+    <w:lsdException w:name="heading 2" w:semiHidden="1" w:uiPriority="9" w:unhideWhenUsed="1" w:qFormat="1"/>
+    <w:lsdException w:name="heading 3" w:semiHidden="1" w:uiPriority="9" w:unhideWhenUsed="1" w:qFormat="1"/>
+    <w:lsdException w:name="heading 4" w:semiHidden="1" w:uiPriority="9" w:unhideWhenUsed="1" w:qFormat="1"/>
+    <w:lsdException w:name="heading 5" w:semiHidden="1" w:uiPriority="9" w:unhideWhenUsed="1" w:qFormat="1"/>
+    <w:lsdException w:name="heading 6" w:semiHidden="1" w:uiPriority="9" w:unhideWhenUsed="1" w:qFormat="1"/>
+    <w:lsdException w:name="heading 7" w:semiHidden="1" w:uiPriority="9" w:unhideWhenUsed="1" w:qFormat="1"/>
+    <w:lsdException w:name="heading 8" w:semiHidden="1" w:uiPriority="9" w:unhideWhenUsed="1" w:qFormat="1"/>
+    <w:lsdException w:name="heading 9" w:semiHidden="1" w:uiPriority="9" w:unhideWhenUsed="1" w:qFormat="1"/>
+    <w:lsdException w:name="index 1" w:semiHidden="1" w:unhideWhenUsed="1"/>
+    <w:lsdException w:name="index 2" w:semiHidden="1" w:unhideWhenUsed="1"/>
+    <w:lsdException w:name="index 3" w:semiHidden="1" w:unhideWhenUsed="1"/>
+    <w:lsdException w:name="index 4" w:semiHidden="1" w:unhideWhenUsed="1"/>
+    <w:lsdException w:name="index 5" w:semiHidden="1" w:unhideWhenUsed="1"/>
+    <w:lsdException w:name="index 6" w:semiHidden="1" w:unhideWhenUsed="1"/>
+    <w:lsdException w:name="index 7" w:semiHidden="1" w:unhideWhenUsed="1"/>
+    <w:lsdException w:name="index 8" w:semiHidden="1" w:unhideWhenUsed="1"/>
+    <w:lsdException w:name="index 9" w:semiHidden="1" w:unhideWhenUsed="1"/>
+    <w:lsdException w:name="toc 1" w:semiHidden="1" w:uiPriority="39" w:unhideWhenUsed="1"/>
+    <w:lsdException w:name="toc 2" w:semiHidden="1" w:uiPriority="39" w:unhideWhenUsed="1"/>
+    <w:lsdException w:name="toc 3" w:semiHidden="1" w:uiPriority="39" w:unhideWhenUsed="1"/>
+    <w:lsdException w:name="toc 4" w:semiHidden="1" w:uiPriority="39" w:unhideWhenUsed="1"/>
+    <w:lsdException w:name="toc 5" w:semiHidden="1" w:uiPriority="39" w:unhideWhenUsed="1"/>
+    <w:lsdException w:name="toc 6" w:semiHidden="1" w:uiPriority="39" w:unhideWhenUsed="1"/>
+    <w:lsdException w:name="toc 7" w:semiHidden="1" w:uiPriority="39" w:unhideWhenUsed="1"/>
+    <w:lsdException w:name="toc 8" w:semiHidden="1" w:uiPriority="39" w:unhideWhenUsed="1"/>
+    <w:lsdException w:name="toc 9" w:semiHidden="1" w:uiPriority="39" w:unhideWhenUsed="1"/>
+    <w:lsdException w:name="Normal Indent" w:semiHidden="1" w:unhideWhenUsed="1"/>
+    <w:lsdException w:name="footnote text" w:semiHidden="1" w:unhideWhenUsed="1"/>
+    <w:lsdException w:name="annotation text" w:semiHidden="1" w:unhideWhenUsed="1"/>
+    <w:lsdException w:name="header" w:semiHidden="1" w:unhideWhenUsed="1"/>
+    <w:lsdException w:name="footer" w:semiHidden="1" w:unhideWhenUsed="1"/>
+    <w:lsdException w:name="index heading" w:semiHidden="1" w:unhideWhenUsed="1"/>
+    <w:lsdException w:name="caption" w:semiHidden="1" w:uiPriority="35" w:unhideWhenUsed="1" w:qFormat="1"/>
+    <w:lsdException w:name="table of figures" w:semiHidden="1" w:unhideWhenUsed="1"/>
+    <w:lsdException w:name="envelope address" w:semiHidden="1" w:unhideWhenUsed="1"/>
+    <w:lsdException w:name="envelope return" w:semiHidden="1" w:unhideWhenUsed="1"/>
+    <w:lsdException w:name="footnote reference" w:semiHidden="1" w:unhideWhenUsed="1"/>
+    <w:lsdException w:name="annotation reference" w:semiHidden="1" w:unhideWhenUsed="1"/>
+    <w:lsdException w:name="line number" w:semiHidden="1" w:unhideWhenUsed="1"/>
+    <w:lsdException w:name="page number" w:semiHidden="1" w:unhideWhenUsed="1"/>
+    <w:lsdException w:name="endnote reference" w:semiHidden="1" w:unhideWhenUsed="1"/>
+    <w:lsdException w:name="endnote text" w:semiHidden="1" w:unhideWhenUsed="1"/>
+    <w:lsdException w:name="table of authorities" w:semiHidden="1" w:unhideWhenUsed="1"/>
+    <w:lsdException w:name="macro" w:semiHidden="1" w:unhideWhenUsed="1"/>
+    <w:lsdException w:name="toa heading" w:semiHidden="1" w:unhideWhenUsed="1"/>
+    <w:lsdException w:name="List" w:semiHidden="1" w:unhideWhenUsed="1"/>
+    <w:lsdException w:name="List Bullet" w:semiHidden="1" w:unhideWhenUsed="1"/>
+    <w:lsdException w:name="List Number" w:semiHidden="1" w:unhideWhenUsed="1"/>
+    <w:lsdException w:name="List 2" w:semiHidden="1" w:unhideWhenUsed="1"/>
+    <w:lsdException w:name="List 3" w:semiHidden="1" w:unhideWhenUsed="1"/>
+    <w:lsdException w:name="List 4" w:semiHidden="1" w:unhideWhenUsed="1"/>
+    <w:lsdException w:name="List 5" w:semiHidden="1" w:unhideWhenUsed="1"/>
+    <w:lsdException w:name="List Bullet 2" w:semiHidden="1" w:unhideWhenUsed="1"/>
+    <w:lsdException w:name="List Bullet 3" w:semiHidden="1" w:unhideWhenUsed="1"/>
+    <w:lsdException w:name="List Bullet 4" w:semiHidden="1" w:unhideWhenUsed="1"/>
+    <w:lsdException w:name="List Bullet 5" w:semiHidden="1" w:unhideWhenUsed="1"/>
+    <w:lsdException w:name="List Number 2" w:semiHidden="1" w:unhideWhenUsed="1"/>
+    <w:lsdException w:name="List Number 3" w:semiHidden="1" w:unhideWhenUsed="1"/>
+    <w:lsdException w:name="List Number 4" w:semiHidden="1" w:unhideWhenUsed="1"/>
+    <w:lsdException w:name="List Number 5" w:semiHidden="1" w:unhideWhenUsed="1"/>
+    <w:lsdException w:name="Title" w:uiPriority="10" w:qFormat="1"/>
+    <w:lsdException w:name="Closing" w:semiHidden="1" w:unhideWhenUsed="1"/>
+    <w:lsdException w:name="Signature" w:semiHidden="1" w:unhideWhenUsed="1"/>
+    <w:lsdException w:name="Default Paragraph Font" w:semiHidden="1" w:uiPriority="1" w:unhideWhenUsed="1"/>
+    <w:lsdException w:name="Body Text" w:semiHidden="1" w:unhideWhenUsed="1"/>
+    <w:lsdException w:name="Body Text Indent" w:semiHidden="1" w:unhideWhenUsed="1"/>
+    <w:lsdException w:name="List Continue" w:semiHidden="1" w:unhideWhenUsed="1"/>
+    <w:lsdException w:name="List Continue 2" w:semiHidden="1" w:unhideWhenUsed="1"/>
+    <w:lsdException w:name="List Continue 3" w:semiHidden="1" w:unhideWhenUsed="1"/>
+    <w:lsdException w:name="List Continue 4" w:semiHidden="1" w:unhideWhenUsed="1"/>
+    <w:lsdException w:name="List Continue 5" w:semiHidden="1" w:unhideWhenUsed="1"/>
+    <w:lsdException w:name="Message Header" w:semiHidden="1" w:unhideWhenUsed="1"/>
+    <w:lsdException w:name="Subtitle" w:uiPriority="11" w:qFormat="1"/>
+    <w:lsdException w:name="Salutation" w:semiHidden="1" w:unhideWhenUsed="1"/>
+    <w:lsdException w:name="Date" w:semiHidden="1" w:unhideWhenUsed="1"/>
+    <w:lsdException w:name="Body Text First Indent" w:semiHidden="1" w:unhideWhenUsed="1"/>
+    <w:lsdException w:name="Body Text First Indent 2" w:semiHidden="1" w:unhideWhenUsed="1"/>
+    <w:lsdException w:name="Note Heading" w:semiHidden="1" w:unhideWhenUsed="1"/>
+    <w:lsdException w:name="Body Text 2" w:semiHidden="1" w:unhideWhenUsed="1"/>
+    <w:lsdException w:name="Body Text 3" w:semiHidden="1" w:unhideWhenUsed="1"/>
+    <w:lsdException w:name="Body Text Indent 2" w:semiHidden="1" w:unhideWhenUsed="1"/>
+    <w:lsdException w:name="Body Text Indent 3" w:semiHidden="1" w:unhideWhenUsed="1"/>
+    <w:lsdException w:name="Block Text" w:semiHidden="1" w:unhideWhenUsed="1"/>
+    <w:lsdException w:name="Hyperlink" w:semiHidden="1" w:unhideWhenUsed="1"/>
+    <w:lsdException w:name="FollowedHyperlink" w:semiHidden="1" w:unhideWhenUsed="1"/>
+    <w:lsdException w:name="Strong" w:uiPriority="22" w:qFormat="1"/>
+    <w:lsdException w:name="Emphasis" w:uiPriority="20" w:qFormat="1"/>
+    <w:lsdException w:name="Document Map" w:semiHidden="1" w:unhideWhenUsed="1"/>
+    <w:lsdException w:name="Plain Text" w:semiHidden="1" w:unhideWhenUsed="1"/>
+    <w:lsdException w:name="E-mail Signature" w:semiHidden="1" w:unhideWhenUsed="1"/>
+    <w:lsdException w:name="HTML Top of Form" w:semiHidden="1" w:unhideWhenUsed="1"/>
+    <w:lsdException w:name="HTML Bottom of Form" w:semiHidden="1" w:unhideWhenUsed="1"/>
+    <w:lsdException w:name="Normal (Web)" w:semiHidden="1" w:unhideWhenUsed="1"/>
+    <w:lsdException w:name="HTML Acronym" w:semiHidden="1" w:unhideWhenUsed="1"/>
+    <w:lsdException w:name="HTML Address" w:semiHidden="1" w:unhideWhenUsed="1"/>
+    <w:lsdException w:name="HTML Cite" w:semiHidden="1" w:unhideWhenUsed="1"/>
+    <w:lsdException w:name="HTML Code" w:semiHidden="1" w:unhideWhenUsed="1"/>
+    <w:lsdException w:name="HTML Definition" w:semiHidden="1" w:unhideWhenUsed="1"/>
+    <w:lsdException w:name="HTML Keyboard" w:semiHidden="1" w:unhideWhenUsed="1"/>
+    <w:lsdException w:name="HTML Preformatted" w:semiHidden="1" w:unhideWhenUsed="1"/>
+    <w:lsdException w:name="HTML Sample" w:semiHidden="1" w:unhideWhenUsed="1"/>
+    <w:lsdException w:name="HTML Typewriter" w:semiHidden="1" w:unhideWhenUsed="1"/>
+    <w:lsdException w:name="HTML Variable" w:semiHidden="1" w:unhideWhenUsed="1"/>
+    <w:lsdException w:name="Normal Table" w:semiHidden="1" w:unhideWhenUsed="1"/>
+    <w:lsdException w:name="annotation subject" w:semiHidden="1" w:unhideWhenUsed="1"/>
+    <w:lsdException w:name="No List" w:semiHidden="1" w:unhideWhenUsed="1"/>
+    <w:lsdException w:name="Outline List 1" w:semiHidden="1" w:unhideWhenUsed="1"/>
+    <w:lsdException w:name="Outline List 2" w:semiHidden="1" w:unhideWhenUsed="1"/>
+    <w:lsdException w:name="Outline List 3" w:semiHidden="1" w:unhideWhenUsed="1"/>
+    <w:lsdException w:name="Table Simple 1" w:semiHidden="1" w:unhideWhenUsed="1"/>
+    <w:lsdException w:name="Table Simple 2" w:semiHidden="1" w:unhideWhenUsed="1"/>
+    <w:lsdException w:name="Table Simple 3" w:semiHidden="1" w:unhideWhenUsed="1"/>
+    <w:lsdException w:name="Table Classic 1" w:semiHidden="1" w:unhideWhenUsed="1"/>
+    <w:lsdException w:name="Table Classic 2" w:semiHidden="1" w:unhideWhenUsed="1"/>
+    <w:lsdException w:name="Table Classic 3" w:semiHidden="1" w:unhideWhenUsed="1"/>
+    <w:lsdException w:name="Table Classic 4" w:semiHidden="1" w:unhideWhenUsed="1"/>
+    <w:lsdException w:name="Table Colorful 1" w:semiHidden="1" w:unhideWhenUsed="1"/>
+    <w:lsdException w:name="Table Colorful 2" w:semiHidden="1" w:unhideWhenUsed="1"/>
+    <w:lsdException w:name="Table Colorful 3" w:semiHidden="1" w:unhideWhenUsed="1"/>
+    <w:lsdException w:name="Table Columns 1" w:semiHidden="1" w:unhideWhenUsed="1"/>
+    <w:lsdException w:name="Table Columns 2" w:semiHidden="1" w:unhideWhenUsed="1"/>
+    <w:lsdException w:name="Table Columns 3" w:semiHidden="1" w:unhideWhenUsed="1"/>
+    <w:lsdException w:name="Table Columns 4" w:semiHidden="1" w:unhideWhenUsed="1"/>
+    <w:lsdException w:name="Table Columns 5" w:semiHidden="1" w:unhideWhenUsed="1"/>
+    <w:lsdException w:name="Table Grid 1" w:semiHidden="1" w:unhideWhenUsed="1"/>
+    <w:lsdException w:name="Table Grid 2" w:semiHidden="1" w:unhideWhenUsed="1"/>
+    <w:lsdException w:name="Table Grid 3" w:semiHidden="1" w:unhideWhenUsed="1"/>
+    <w:lsdException w:name="Table Grid 4" w:semiHidden="1" w:unhideWhenUsed="1"/>
+    <w:lsdException w:name="Table Grid 5" w:semiHidden="1" w:unhideWhenUsed="1"/>
+    <w:lsdException w:name="Table Grid 6" w:semiHidden="1" w:unhideWhenUsed="1"/>
+    <w:lsdException w:name="Table Grid 7" w:semiHidden="1" w:unhideWhenUsed="1"/>
+    <w:lsdException w:name="Table Grid 8" w:semiHidden="1" w:unhideWhenUsed="1"/>
+    <w:lsdException w:name="Table List 1" w:semiHidden="1" w:unhideWhenUsed="1"/>
+    <w:lsdException w:name="Table List 2" w:semiHidden="1" w:unhideWhenUsed="1"/>
+    <w:lsdException w:name="Table List 3" w:semiHidden="1" w:unhideWhenUsed="1"/>
+    <w:lsdException w:name="Table List 4" w:semiHidden="1" w:unhideWhenUsed="1"/>
+    <w:lsdException w:name="Table List 5" w:semiHidden="1" w:unhideWhenUsed="1"/>
+    <w:lsdException w:name="Table List 6" w:semiHidden="1" w:unhideWhenUsed="1"/>
+    <w:lsdException w:name="Table List 7" w:semiHidden="1" w:unhideWhenUsed="1"/>
+    <w:lsdException w:name="Table List 8" w:semiHidden="1" w:unhideWhenUsed="1"/>
+    <w:lsdException w:name="Table 3D effects 1" w:semiHidden="1" w:unhideWhenUsed="1"/>
+    <w:lsdException w:name="Table 3D effects 2" w:semiHidden="1" w:unhideWhenUsed="1"/>
+    <w:lsdException w:name="Table 3D effects 3" w:semiHidden="1" w:unhideWhenUsed="1"/>
+    <w:lsdException w:name="Table Contemporary" w:semiHidden="1" w:unhideWhenUsed="1"/>
+    <w:lsdException w:name="Table Elegant" w:semiHidden="1" w:unhideWhenUsed="1"/>
+    <w:lsdException w:name="Table Professional" w:semiHidden="1" w:unhideWhenUsed="1"/>
+    <w:lsdException w:name="Table Subtle 1" w:semiHidden="1" w:unhideWhenUsed="1"/>
+    <w:lsdException w:name="Table Subtle 2" w:semiHidden="1" w:unhideWhenUsed="1"/>
+    <w:lsdException w:name="Table Web 1" w:semiHidden="1" w:unhideWhenUsed="1"/>
+    <w:lsdException w:name="Table Web 2" w:semiHidden="1" w:unhideWhenUsed="1"/>
+    <w:lsdException w:name="Table Web 3" w:semiHidden="1" w:unhideWhenUsed="1"/>
+    <w:lsdException w:name="Balloon Text" w:semiHidden="1" w:unhideWhenUsed="1"/>
+    <w:lsdException w:name="Table Grid" w:uiPriority="39"/>
+    <w:lsdException w:name="Table Theme" w:semiHidden="1" w:unhideWhenUsed="1"/>
+    <w:lsdException w:name="Placeholder Text" w:semiHidden="1"/>
+    <w:lsdException w:name="No Spacing" w:uiPriority="1" w:qFormat="1"/>
+    <w:lsdException w:name="Light Shading" w:uiPriority="60"/>
+    <w:lsdException w:name="Light List" w:uiPriority="61"/>
+    <w:lsdException w:name="Light Grid" w:uiPriority="62"/>
+    <w:lsdException w:name="Medium Shading 1" w:uiPriority="63"/>
+    <w:lsdException w:name="Medium Shading 2" w:uiPriority="64"/>
+    <w:lsdException w:name="Medium List 1" w:uiPriority="65"/>
+    <w:lsdException w:name="Medium List 2" w:uiPriority="66"/>
+    <w:lsdException w:name="Medium Grid 1" w:uiPriority="67"/>
+    <w:lsdException w:name="Medium Grid 2" w:uiPriority="68"/>
+    <w:lsdException w:name="Medium Grid 3" w:uiPriority="69"/>
+    <w:lsdException w:name="Dark List" w:uiPriority="70"/>
+    <w:lsdException w:name="Colorful Shading" w:uiPriority="71"/>
+    <w:lsdException w:name="Colorful List" w:uiPriority="72"/>
+    <w:lsdException w:name="Colorful Grid" w:uiPriority="73"/>
+    <w:lsdException w:name="Light Shading Accent 1" w:uiPriority="60"/>
+    <w:lsdException w:name="Light List Accent 1" w:uiPriority="61"/>
+    <w:lsdException w:name="Light Grid Accent 1" w:uiPriority="62"/>
+    <w:lsdException w:name="Medium Shading 1 Accent 1" w:uiPriority="63"/>
+    <w:lsdException w:name="Medium Shading 2 Accent 1" w:uiPriority="64"/>
+    <w:lsdException w:name="Medium List 1 Accent 1" w:uiPriority="65"/>
+    <w:lsdException w:name="Revision" w:semiHidden="1"/>
+    <w:lsdException w:name="List Paragraph" w:uiPriority="34" w:qFormat="1"/>
+    <w:lsdException w:name="Quote" w:uiPriority="29" w:qFormat="1"/>
+    <w:lsdException w:name="Intense Quote" w:uiPriority="30" w:qFormat="1"/>
+    <w:lsdException w:name="Medium List 2 Accent 1" w:uiPriority="66"/>
+    <w:lsdException w:name="Medium Grid 1 Accent 1" w:uiPriority="67"/>
+    <w:lsdException w:name="Medium Grid 2 Accent 1" w:uiPriority="68"/>
+    <w:lsdException w:name="Medium Grid 3 Accent 1" w:uiPriority="69"/>
+    <w:lsdException w:name="Dark List Accent 1" w:uiPriority="70"/>
+    <w:lsdException w:name="Colorful Shading Accent 1" w:uiPriority="71"/>
+    <w:lsdException w:name="Colorful List Accent 1" w:uiPriority="72"/>
+    <w:lsdException w:name="Colorful Grid Accent 1" w:uiPriority="73"/>
+    <w:lsdException w:name="Light Shading Accent 2" w:uiPriority="60"/>
+    <w:lsdException w:name="Light List Accent 2" w:uiPriority="61"/>
+    <w:lsdException w:name="Light Grid Accent 2" w:uiPriority="62"/>
+    <w:lsdException w:name="Medium Shading 1 Accent 2" w:uiPriority="63"/>
+    <w:lsdException w:name="Medium Shading 2 Accent 2" w:uiPriority="64"/>
+    <w:lsdException w:name="Medium List 1 Accent 2" w:uiPriority="65"/>
+    <w:lsdException w:name="Medium List 2 Accent 2" w:uiPriority="66"/>
+    <w:lsdException w:name="Medium Grid 1 Accent 2" w:uiPriority="67"/>
+    <w:lsdException w:name="Medium Grid 2 Accent 2" w:uiPriority="68"/>
+    <w:lsdException w:name="Medium Grid 3 Accent 2" w:uiPriority="69"/>
+    <w:lsdException w:name="Dark List Accent 2" w:uiPriority="70"/>
+    <w:lsdException w:name="Colorful Shading Accent 2" w:uiPriority="71"/>
+    <w:lsdException w:name="Colorful List Accent 2" w:uiPriority="72"/>
+    <w:lsdException w:name="Colorful Grid Accent 2" w:uiPriority="73"/>
+    <w:lsdException w:name="Light Shading Accent 3" w:uiPriority="60"/>
+    <w:lsdException w:name="Light List Accent 3" w:uiPriority="61"/>
+    <w:lsdException w:name="Light Grid Accent 3" w:uiPriority="62"/>
+    <w:lsdException w:name="Medium Shading 1 Accent 3" w:uiPriority="63"/>
+    <w:lsdException w:name="Medium Shading 2 Accent 3" w:uiPriority="64"/>
+    <w:lsdException w:name="Medium List 1 Accent 3" w:uiPriority="65"/>
+    <w:lsdException w:name="Medium List 2 Accent 3" w:uiPriority="66"/>
+    <w:lsdException w:name="Medium Grid 1 Accent 3" w:uiPriority="67"/>
+    <w:lsdException w:name="Medium Grid 2 Accent 3" w:uiPriority="68"/>
+    <w:lsdException w:name="Medium Grid 3 Accent 3" w:uiPriority="69"/>
+    <w:lsdException w:name="Dark List Accent 3" w:uiPriority="70"/>
+    <w:lsdException w:name="Colorful Shading Accent 3" w:uiPriority="71"/>
+    <w:lsdException w:name="Colorful List Accent 3" w:uiPriority="72"/>
+    <w:lsdException w:name="Colorful Grid Accent 3" w:uiPriority="73"/>
+    <w:lsdException w:name="Light Shading Accent 4" w:uiPriority="60"/>
+    <w:lsdException w:name="Light List Accent 4" w:uiPriority="61"/>
+    <w:lsdException w:name="Light Grid Accent 4" w:uiPriority="62"/>
+    <w:lsdException w:name="Medium Shading 1 Accent 4" w:uiPriority="63"/>
+    <w:lsdException w:name="Medium Shading 2 Accent 4" w:uiPriority="64"/>
+    <w:lsdException w:name="Medium List 1 Accent 4" w:uiPriority="65"/>
+    <w:lsdException w:name="Medium List 2 Accent 4" w:uiPriority="66"/>
+    <w:lsdException w:name="Medium Grid 1 Accent 4" w:uiPriority="67"/>
+    <w:lsdException w:name="Medium Grid 2 Accent 4" w:uiPriority="68"/>
+    <w:lsdException w:name="Medium Grid 3 Accent 4" w:uiPriority="69"/>
+    <w:lsdException w:name="Dark List Accent 4" w:uiPriority="70"/>
+    <w:lsdException w:name="Colorful Shading Accent 4" w:uiPriority="71"/>
+    <w:lsdException w:name="Colorful List Accent 4" w:uiPriority="72"/>
+    <w:lsdException w:name="Colorful Grid Accent 4" w:uiPriority="73"/>
+    <w:lsdException w:name="Light Shading Accent 5" w:uiPriority="60"/>
+    <w:lsdException w:name="Light List Accent 5" w:uiPriority="61"/>
+    <w:lsdException w:name="Light Grid Accent 5" w:uiPriority="62"/>
+    <w:lsdException w:name="Medium Shading 1 Accent 5" w:uiPriority="63"/>
+    <w:lsdException w:name="Medium Shading 2 Accent 5" w:uiPriority="64"/>
+    <w:lsdException w:name="Medium List 1 Accent 5" w:uiPriority="65"/>
+    <w:lsdException w:name="Medium List 2 Accent 5" w:uiPriority="66"/>
+    <w:lsdException w:name="Medium Grid 1 Accent 5" w:uiPriority="67"/>
+    <w:lsdException w:name="Medium Grid 2 Accent 5" w:uiPriority="68"/>
+    <w:lsdException w:name="Medium Grid 3 Accent 5" w:uiPriority="69"/>
+    <w:lsdException w:name="Dark List Accent 5" w:uiPriority="70"/>
+    <w:lsdException w:name="Colorful Shading Accent 5" w:uiPriority="71"/>
+    <w:lsdException w:name="Colorful List Accent 5" w:uiPriority="72"/>
+    <w:lsdException w:name="Colorful Grid Accent 5" w:uiPriority="73"/>
+    <w:lsdException w:name="Light Shading Accent 6" w:uiPriority="60"/>
+    <w:lsdException w:name="Light List Accent 6" w:uiPriority="61"/>
+    <w:lsdException w:name="Light Grid Accent 6" w:uiPriority="62"/>
+    <w:lsdException w:name="Medium Shading 1 Accent 6" w:uiPriority="63"/>
+    <w:lsdException w:name="Medium Shading 2 Accent 6" w:uiPriority="64"/>
+    <w:lsdException w:name="Medium List 1 Accent 6" w:uiPriority="65"/>
+    <w:lsdException w:name="Medium List 2 Accent 6" w:uiPriority="66"/>
+    <w:lsdException w:name="Medium Grid 1 Accent 6" w:uiPriority="67"/>
+    <w:lsdException w:name="Medium Grid 2 Accent 6" w:uiPriority="68"/>
+    <w:lsdException w:name="Medium Grid 3 Accent 6" w:uiPriority="69"/>
+    <w:lsdException w:name="Dark List Accent 6" w:uiPriority="70"/>
+    <w:lsdException w:name="Colorful Shading Accent 6" w:uiPriority="71"/>
+    <w:lsdException w:name="Colorful List Accent 6" w:uiPriority="72"/>
+    <w:lsdException w:name="Colorful Grid Accent 6" w:uiPriority="73"/>
+    <w:lsdException w:name="Subtle Emphasis" w:uiPriority="19" w:qFormat="1"/>
+    <w:lsdException w:name="Intense Emphasis" w:uiPriority="21" w:qFormat="1"/>
+    <w:lsdException w:name="Subtle Reference" w:uiPriority="31" w:qFormat="1"/>
+    <w:lsdException w:name="Intense Reference" w:uiPriority="32" w:qFormat="1"/>
+    <w:lsdException w:name="Book Title" w:uiPriority="33" w:qFormat="1"/>
+    <w:lsdException w:name="Bibliography" w:semiHidden="1" w:uiPriority="37" w:unhideWhenUsed="1"/>
+    <w:lsdException w:name="TOC Heading" w:semiHidden="1" w:uiPriority="39" w:unhideWhenUsed="1" w:qFormat="1"/>
+    <w:lsdException w:name="Plain Table 1" w:uiPriority="41"/>
+    <w:lsdException w:name="Plain Table 2" w:uiPriority="42"/>
+    <w:lsdException w:name="Plain Table 3" w:uiPriority="43"/>
+    <w:lsdException w:name="Plain Table 4" w:uiPriority="44"/>
+    <w:lsdException w:name="Plain Table 5" w:uiPriority="45"/>
+    <w:lsdException w:name="Grid Table Light" w:uiPriority="40"/>
+    <w:lsdException w:name="Grid Table 1 Light" w:uiPriority="46"/>
+    <w:lsdException w:name="Grid Table 2" w:uiPriority="47"/>
+    <w:lsdException w:name="Grid Table 3" w:uiPriority="48"/>
+    <w:lsdException w:name="Grid Table 4" w:uiPriority="49"/>
+    <w:lsdException w:name="Grid Table 5 Dark" w:uiPriority="50"/>
+    <w:lsdException w:name="Grid Table 6 Colorful" w:uiPriority="51"/>
+    <w:lsdException w:name="Grid Table 7 Colorful" w:uiPriority="52"/>
+    <w:lsdException w:name="Grid Table 1 Light Accent 1" w:uiPriority="46"/>
+    <w:lsdException w:name="Grid Table 2 Accent 1" w:uiPriority="47"/>
+    <w:lsdException w:name="Grid Table 3 Accent 1" w:uiPriority="48"/>
+    <w:lsdException w:name="Grid Table 4 Accent 1" w:uiPriority="49"/>
+    <w:lsdException w:name="Grid Table 5 Dark Accent 1" w:uiPriority="50"/>
+    <w:lsdException w:name="Grid Table 6 Colorful Accent 1" w:uiPriority="51"/>
+    <w:lsdException w:name="Grid Table 7 Colorful Accent 1" w:uiPriority="52"/>
+    <w:lsdException w:name="Grid Table 1 Light Accent 2" w:uiPriority="46"/>
+    <w:lsdException w:name="Grid Table 2 Accent 2" w:uiPriority="47"/>
+    <w:lsdException w:name="Grid Table 3 Accent 2" w:uiPriority="48"/>
+    <w:lsdException w:name="Grid Table 4 Accent 2" w:uiPriority="49"/>
+    <w:lsdException w:name="Grid Table 5 Dark Accent 2" w:uiPriority="50"/>
+    <w:lsdException w:name="Grid Table 6 Colorful Accent 2" w:uiPriority="51"/>
+    <w:lsdException w:name="Grid Table 7 Colorful Accent 2" w:uiPriority="52"/>
+    <w:lsdException w:name="Grid Table 1 Light Accent 3" w:uiPriority="46"/>
+    <w:lsdException w:name="Grid Table 2 Accent 3" w:uiPriority="47"/>
+    <w:lsdException w:name="Grid Table 3 Accent 3" w:uiPriority="48"/>
+    <w:lsdException w:name="Grid Table 4 Accent 3" w:uiPriority="49"/>
+    <w:lsdException w:name="Grid Table 5 Dark Accent 3" w:uiPriority="50"/>
+    <w:lsdException w:name="Grid Table 6 Colorful Accent 3" w:uiPriority="51"/>
+    <w:lsdException w:name="Grid Table 7 Colorful Accent 3" w:uiPriority="52"/>
+    <w:lsdException w:name="Grid Table 1 Light Accent 4" w:uiPriority="46"/>
+    <w:lsdException w:name="Grid Table 2 Accent 4" w:uiPriority="47"/>
+    <w:lsdException w:name="Grid Table 3 Accent 4" w:uiPriority="48"/>
+    <w:lsdException w:name="Grid Table 4 Accent 4" w:uiPriority="49"/>
+    <w:lsdException w:name="Grid Table 5 Dark Accent 4" w:uiPriority="50"/>
+    <w:lsdException w:name="Grid Table 6 Colorful Accent 4" w:uiPriority="51"/>
+    <w:lsdException w:name="Grid Table 7 Colorful Accent 4" w:uiPriority="52"/>
+    <w:lsdException w:name="Grid Table 1 Light Accent 5" w:uiPriority="46"/>
+    <w:lsdException w:name="Grid Table 2 Accent 5" w:uiPriority="47"/>
+    <w:lsdException w:name="Grid Table 3 Accent 5" w:uiPriority="48"/>
+    <w:lsdException w:name="Grid Table 4 Accent 5" w:uiPriority="49"/>
+    <w:lsdException w:name="Grid Table 5 Dark Accent 5" w:uiPriority="50"/>
+    <w:lsdException w:name="Grid Table 6 Colorful Accent 5" w:uiPriority="51"/>
+    <w:lsdException w:name="Grid Table 7 Colorful Accent 5" w:uiPriority="52"/>
+    <w:lsdException w:name="Grid Table 1 Light Accent 6" w:uiPriority="46"/>
+    <w:lsdException w:name="Grid Table 2 Accent 6" w:uiPriority="47"/>
+    <w:lsdException w:name="Grid Table 3 Accent 6" w:uiPriority="48"/>
+    <w:lsdException w:name="Grid Table 4 Accent 6" w:uiPriority="49"/>
+    <w:lsdException w:name="Grid Table 5 Dark Accent 6" w:uiPriority="50"/>
+    <w:lsdException w:name="Grid Table 6 Colorful Accent 6" w:uiPriority="51"/>
+    <w:lsdException w:name="Grid Table 7 Colorful Accent 6" w:uiPriority="52"/>
+    <w:lsdException w:name="List Table 1 Light" w:uiPriority="46"/>
+    <w:lsdException w:name="List Table 2" w:uiPriority="47"/>
+    <w:lsdException w:name="List Table 3" w:uiPriority="48"/>
+    <w:lsdException w:name="List Table 4" w:uiPriority="49"/>
+    <w:lsdException w:name="List Table 5 Dark" w:uiPriority="50"/>
+    <w:lsdException w:name="List Table 6 Colorful" w:uiPriority="51"/>
+    <w:lsdException w:name="List Table 7 Colorful" w:uiPriority="52"/>
+    <w:lsdException w:name="List Table 1 Light Accent 1" w:uiPriority="46"/>
+    <w:lsdException w:name="List Table 2 Accent 1" w:uiPriority="47"/>
+    <w:lsdException w:name="List Table 3 Accent 1" w:uiPriority="48"/>
+    <w:lsdException w:name="List Table 4 Accent 1" w:uiPriority="49"/>
+    <w:lsdException w:name="List Table 5 Dark Accent 1" w:uiPriority="50"/>
+    <w:lsdException w:name="List Table 6 Colorful Accent 1" w:uiPriority="51"/>
+    <w:lsdException w:name="List Table 7 Colorful Accent 1" w:uiPriority="52"/>
+    <w:lsdException w:name="List Table 1 Light Accent 2" w:uiPriority="46"/>
+    <w:lsdException w:name="List Table 2 Accent 2" w:uiPriority="47"/>
+    <w:lsdException w:name="List Table 3 Accent 2" w:uiPriority="48"/>
+    <w:lsdException w:name="List Table 4 Accent 2" w:uiPriority="49"/>
+    <w:lsdException w:name="List Table 5 Dark Accent 2" w:uiPriority="50"/>
+    <w:lsdException w:name="List Table 6 Colorful Accent 2" w:uiPriority="51"/>
+    <w:lsdException w:name="List Table 7 Colorful Accent 2" w:uiPriority="52"/>
+    <w:lsdException w:name="List Table 1 Light Accent 3" w:uiPriority="46"/>
+    <w:lsdException w:name="List Table 2 Accent 3" w:uiPriority="47"/>
+    <w:lsdException w:name="List Table 3 Accent 3" w:uiPriority="48"/>
+    <w:lsdException w:name="List Table 4 Accent 3" w:uiPriority="49"/>
+    <w:lsdException w:name="List Table 5 Dark Accent 3" w:uiPriority="50"/>
+    <w:lsdException w:name="List Table 6 Colorful Accent 3" w:uiPriority="51"/>
+    <w:lsdException w:name="List Table 7 Colorful Accent 3" w:uiPriority="52"/>
+    <w:lsdException w:name="List Table 1 Light Accent 4" w:uiPriority="46"/>
+    <w:lsdException w:name="List Table 2 Accent 4" w:uiPriority="47"/>
+    <w:lsdException w:name="List Table 3 Accent 4" w:uiPriority="48"/>
+    <w:lsdException w:name="List Table 4 Accent 4" w:uiPriority="49"/>
+    <w:lsdException w:name="List Table 5 Dark Accent 4" w:uiPriority="50"/>
+    <w:lsdException w:name="List Table 6 Colorful Accent 4" w:uiPriority="51"/>
+    <w:lsdException w:name="List Table 7 Colorful Accent 4" w:uiPriority="52"/>
+    <w:lsdException w:name="List Table 1 Light Accent 5" w:uiPriority="46"/>
+    <w:lsdException w:name="List Table 2 Accent 5" w:uiPriority="47"/>
+    <w:lsdException w:name="List Table 3 Accent 5" w:uiPriority="48"/>
+    <w:lsdException w:name="List Table 4 Accent 5" w:uiPriority="49"/>
+    <w:lsdException w:name="List Table 5 Dark Accent 5" w:uiPriority="50"/>
+    <w:lsdException w:name="List Table 6 Colorful Accent 5" w:uiPriority="51"/>
+    <w:lsdException w:name="List Table 7 Colorful Accent 5" w:uiPriority="52"/>
+    <w:lsdException w:name="List Table 1 Light Accent 6" w:uiPriority="46"/>
+    <w:lsdException w:name="List Table 2 Accent 6" w:uiPriority="47"/>
+    <w:lsdException w:name="List Table 3 Accent 6" w:uiPriority="48"/>
+    <w:lsdException w:name="List Table 4 Accent 6" w:uiPriority="49"/>
+    <w:lsdException w:name="List Table 5 Dark Accent 6" w:uiPriority="50"/>
+    <w:lsdException w:name="List Table 6 Colorful Accent 6" w:uiPriority="51"/>
+    <w:lsdException w:name="List Table 7 Colorful Accent 6" w:uiPriority="52"/>
+    <w:lsdException w:name="Mention" w:semiHidden="1" w:unhideWhenUsed="1"/>
+    <w:lsdException w:name="Smart Hyperlink" w:semiHidden="1" w:unhideWhenUsed="1"/>
+    <w:lsdException w:name="Hashtag" w:semiHidden="1" w:unhideWhenUsed="1"/>
+    <w:lsdException w:name="Unresolved Mention" w:semiHidden="1" w:unhideWhenUsed="1"/>
+    <w:lsdException w:name="Smart Link" w:semiHidden="1" w:unhideWhenUsed="1"/>
+  </w:latentStyles>
+  <w:style w:type="paragraph" w:default="1" w:styleId="Normal">
+    <w:name w:val="Normal"/>
     <w:qFormat/>
-    <w:rPr>
-      <w:sz w:val="56"/>
-      <w:szCs w:val="56"/>
-    </w:rPr>
   </w:style>
   <w:style w:type="paragraph" w:styleId="Heading1">
-    <w:name w:val="Heading 1"/>
-    <w:basedOn w:val="Normal"/>
-    <w:next w:val="Normal"/>
+    <w:name w:val="heading 1"/>
+    <w:uiPriority w:val="9"/>
     <w:qFormat/>
+    <w:pPr>
+      <w:outlineLvl w:val="0"/>
+    </w:pPr>
     <w:rPr>
       <w:color w:val="2E74B5"/>
       <w:sz w:val="32"/>
@@ -1210,10 +1791,14 @@
     </w:rPr>
   </w:style>
   <w:style w:type="paragraph" w:styleId="Heading2">
-    <w:name w:val="Heading 2"/>
-    <w:basedOn w:val="Normal"/>
-    <w:next w:val="Normal"/>
+    <w:name w:val="heading 2"/>
+    <w:uiPriority w:val="9"/>
+    <w:semiHidden/>
+    <w:unhideWhenUsed/>
     <w:qFormat/>
+    <w:pPr>
+      <w:outlineLvl w:val="1"/>
+    </w:pPr>
     <w:rPr>
       <w:color w:val="2E74B5"/>
       <w:sz w:val="26"/>
@@ -1221,10 +1806,14 @@
     </w:rPr>
   </w:style>
   <w:style w:type="paragraph" w:styleId="Heading3">
-    <w:name w:val="Heading 3"/>
-    <w:basedOn w:val="Normal"/>
-    <w:next w:val="Normal"/>
+    <w:name w:val="heading 3"/>
+    <w:uiPriority w:val="9"/>
+    <w:semiHidden/>
+    <w:unhideWhenUsed/>
     <w:qFormat/>
+    <w:pPr>
+      <w:outlineLvl w:val="2"/>
+    </w:pPr>
     <w:rPr>
       <w:color w:val="1F4D78"/>
       <w:sz w:val="24"/>
@@ -1232,10 +1821,14 @@
     </w:rPr>
   </w:style>
   <w:style w:type="paragraph" w:styleId="Heading4">
-    <w:name w:val="Heading 4"/>
-    <w:basedOn w:val="Normal"/>
-    <w:next w:val="Normal"/>
+    <w:name w:val="heading 4"/>
+    <w:uiPriority w:val="9"/>
+    <w:semiHidden/>
+    <w:unhideWhenUsed/>
     <w:qFormat/>
+    <w:pPr>
+      <w:outlineLvl w:val="3"/>
+    </w:pPr>
     <w:rPr>
       <w:i/>
       <w:iCs/>
@@ -1243,27 +1836,69 @@
     </w:rPr>
   </w:style>
   <w:style w:type="paragraph" w:styleId="Heading5">
-    <w:name w:val="Heading 5"/>
-    <w:basedOn w:val="Normal"/>
-    <w:next w:val="Normal"/>
+    <w:name w:val="heading 5"/>
+    <w:uiPriority w:val="9"/>
+    <w:semiHidden/>
+    <w:unhideWhenUsed/>
     <w:qFormat/>
+    <w:pPr>
+      <w:outlineLvl w:val="4"/>
+    </w:pPr>
     <w:rPr>
       <w:color w:val="2E74B5"/>
     </w:rPr>
   </w:style>
   <w:style w:type="paragraph" w:styleId="Heading6">
-    <w:name w:val="Heading 6"/>
-    <w:basedOn w:val="Normal"/>
-    <w:next w:val="Normal"/>
+    <w:name w:val="heading 6"/>
+    <w:uiPriority w:val="9"/>
+    <w:semiHidden/>
+    <w:unhideWhenUsed/>
     <w:qFormat/>
+    <w:pPr>
+      <w:outlineLvl w:val="5"/>
+    </w:pPr>
     <w:rPr>
       <w:color w:val="1F4D78"/>
     </w:rPr>
   </w:style>
-  <w:style w:type="paragraph" w:styleId="Strong">
-    <w:name w:val="Strong"/>
-    <w:basedOn w:val="Normal"/>
-    <w:next w:val="Normal"/>
+  <w:style w:type="character" w:default="1" w:styleId="DefaultParagraphFont">
+    <w:name w:val="Default Paragraph Font"/>
+    <w:uiPriority w:val="1"/>
+    <w:semiHidden/>
+    <w:unhideWhenUsed/>
+  </w:style>
+  <w:style w:type="table" w:default="1" w:styleId="TableNormal">
+    <w:name w:val="Normal Table"/>
+    <w:uiPriority w:val="99"/>
+    <w:semiHidden/>
+    <w:unhideWhenUsed/>
+    <w:tblPr>
+      <w:tblInd w:w="0" w:type="dxa"/>
+      <w:tblCellMar>
+        <w:top w:w="0" w:type="dxa"/>
+        <w:left w:w="108" w:type="dxa"/>
+        <w:bottom w:w="0" w:type="dxa"/>
+        <w:right w:w="108" w:type="dxa"/>
+      </w:tblCellMar>
+    </w:tblPr>
+  </w:style>
+  <w:style w:type="numbering" w:default="1" w:styleId="NoList">
+    <w:name w:val="No List"/>
+    <w:uiPriority w:val="99"/>
+    <w:semiHidden/>
+    <w:unhideWhenUsed/>
+  </w:style>
+  <w:style w:type="paragraph" w:styleId="Title">
+    <w:name w:val="Title"/>
+    <w:uiPriority w:val="10"/>
+    <w:qFormat/>
+    <w:rPr>
+      <w:sz w:val="56"/>
+      <w:szCs w:val="56"/>
+    </w:rPr>
+  </w:style>
+  <w:style w:type="paragraph" w:customStyle="1" w:styleId="Strong1">
+    <w:name w:val="Strong1"/>
     <w:qFormat/>
     <w:rPr>
       <w:b/>
@@ -1272,12 +1907,10 @@
   </w:style>
   <w:style w:type="paragraph" w:styleId="ListParagraph">
     <w:name w:val="List Paragraph"/>
-    <w:basedOn w:val="Normal"/>
     <w:qFormat/>
   </w:style>
   <w:style w:type="character" w:styleId="Hyperlink">
     <w:name w:val="Hyperlink"/>
-    <w:basedOn w:val="DefaultParagraphFont"/>
     <w:uiPriority w:val="99"/>
     <w:unhideWhenUsed/>
     <w:rPr>
@@ -1287,7 +1920,6 @@
   </w:style>
   <w:style w:type="character" w:styleId="FootnoteReference">
     <w:name w:val="footnote reference"/>
-    <w:basedOn w:val="DefaultParagraphFont"/>
     <w:uiPriority w:val="99"/>
     <w:semiHidden/>
     <w:unhideWhenUsed/>
@@ -1297,22 +1929,17 @@
   </w:style>
   <w:style w:type="paragraph" w:styleId="FootnoteText">
     <w:name w:val="footnote text"/>
-    <w:basedOn w:val="Normal"/>
     <w:link w:val="FootnoteTextChar"/>
     <w:uiPriority w:val="99"/>
     <w:semiHidden/>
     <w:unhideWhenUsed/>
-    <w:pPr>
-      <w:spacing w:after="0" w:line="240" w:lineRule="auto"/>
-    </w:pPr>
     <w:rPr>
       <w:sz w:val="20"/>
       <w:szCs w:val="20"/>
     </w:rPr>
   </w:style>
-  <w:style w:type="character" w:styleId="FootnoteTextChar">
+  <w:style w:type="character" w:customStyle="1" w:styleId="FootnoteTextChar">
     <w:name w:val="Footnote Text Char"/>
-    <w:basedOn w:val="DefaultParagraphFont"/>
     <w:link w:val="FootnoteText"/>
     <w:uiPriority w:val="99"/>
     <w:semiHidden/>
@@ -1324,7 +1951,6 @@
   </w:style>
   <w:style w:type="character" w:styleId="EndnoteReference">
     <w:name w:val="endnote reference"/>
-    <w:basedOn w:val="DefaultParagraphFont"/>
     <w:uiPriority w:val="99"/>
     <w:semiHidden/>
     <w:unhideWhenUsed/>
@@ -1334,22 +1960,17 @@
   </w:style>
   <w:style w:type="paragraph" w:styleId="EndnoteText">
     <w:name w:val="endnote text"/>
-    <w:basedOn w:val="Normal"/>
     <w:link w:val="EndnoteTextChar"/>
     <w:uiPriority w:val="99"/>
     <w:semiHidden/>
     <w:unhideWhenUsed/>
-    <w:pPr>
-      <w:spacing w:after="0" w:line="240" w:lineRule="auto"/>
-    </w:pPr>
     <w:rPr>
       <w:sz w:val="20"/>
       <w:szCs w:val="20"/>
     </w:rPr>
   </w:style>
-  <w:style w:type="character" w:styleId="EndnoteTextChar">
+  <w:style w:type="character" w:customStyle="1" w:styleId="EndnoteTextChar">
     <w:name w:val="Endnote Text Char"/>
-    <w:basedOn w:val="DefaultParagraphFont"/>
     <w:link w:val="EndnoteText"/>
     <w:uiPriority w:val="99"/>
     <w:semiHidden/>
@@ -1360,4 +1981,299 @@
     </w:rPr>
   </w:style>
 </w:styles>
+</file>
+
+<file path=word/theme/theme1.xml><?xml version="1.0" encoding="utf-8"?>
+<a:theme xmlns:a="http://schemas.openxmlformats.org/drawingml/2006/main" name="Office Theme">
+  <a:themeElements>
+    <a:clrScheme name="Office">
+      <a:dk1>
+        <a:sysClr val="windowText" lastClr="000000"/>
+      </a:dk1>
+      <a:lt1>
+        <a:sysClr val="window" lastClr="FFFFFF"/>
+      </a:lt1>
+      <a:dk2>
+        <a:srgbClr val="44546A"/>
+      </a:dk2>
+      <a:lt2>
+        <a:srgbClr val="E7E6E6"/>
+      </a:lt2>
+      <a:accent1>
+        <a:srgbClr val="4472C4"/>
+      </a:accent1>
+      <a:accent2>
+        <a:srgbClr val="ED7D31"/>
+      </a:accent2>
+      <a:accent3>
+        <a:srgbClr val="A5A5A5"/>
+      </a:accent3>
+      <a:accent4>
+        <a:srgbClr val="FFC000"/>
+      </a:accent4>
+      <a:accent5>
+        <a:srgbClr val="5B9BD5"/>
+      </a:accent5>
+      <a:accent6>
+        <a:srgbClr val="70AD47"/>
+      </a:accent6>
+      <a:hlink>
+        <a:srgbClr val="0563C1"/>
+      </a:hlink>
+      <a:folHlink>
+        <a:srgbClr val="954F72"/>
+      </a:folHlink>
+    </a:clrScheme>
+    <a:fontScheme name="Office">
+      <a:majorFont>
+        <a:latin typeface="Calibri Light" panose="020F0302020204030204"/>
+        <a:ea typeface=""/>
+        <a:cs typeface=""/>
+        <a:font script="Jpan" typeface="游ゴシック Light"/>
+        <a:font script="Hang" typeface="맑은 고딕"/>
+        <a:font script="Hans" typeface="等线 Light"/>
+        <a:font script="Hant" typeface="新細明體"/>
+        <a:font script="Arab" typeface="Times New Roman"/>
+        <a:font script="Hebr" typeface="Times New Roman"/>
+        <a:font script="Thai" typeface="Angsana New"/>
+        <a:font script="Ethi" typeface="Nyala"/>
+        <a:font script="Beng" typeface="Vrinda"/>
+        <a:font script="Gujr" typeface="Shruti"/>
+        <a:font script="Khmr" typeface="MoolBoran"/>
+        <a:font script="Knda" typeface="Tunga"/>
+        <a:font script="Guru" typeface="Raavi"/>
+        <a:font script="Cans" typeface="Euphemia"/>
+        <a:font script="Cher" typeface="Plantagenet Cherokee"/>
+        <a:font script="Yiii" typeface="Microsoft Yi Baiti"/>
+        <a:font script="Tibt" typeface="Microsoft Himalaya"/>
+        <a:font script="Thaa" typeface="MV Boli"/>
+        <a:font script="Deva" typeface="Mangal"/>
+        <a:font script="Telu" typeface="Gautami"/>
+        <a:font script="Taml" typeface="Latha"/>
+        <a:font script="Syrc" typeface="Estrangelo Edessa"/>
+        <a:font script="Orya" typeface="Kalinga"/>
+        <a:font script="Mlym" typeface="Kartika"/>
+        <a:font script="Laoo" typeface="DokChampa"/>
+        <a:font script="Sinh" typeface="Iskoola Pota"/>
+        <a:font script="Mong" typeface="Mongolian Baiti"/>
+        <a:font script="Viet" typeface="Times New Roman"/>
+        <a:font script="Uigh" typeface="Microsoft Uighur"/>
+        <a:font script="Geor" typeface="Sylfaen"/>
+        <a:font script="Armn" typeface="Arial"/>
+        <a:font script="Bugi" typeface="Leelawadee UI"/>
+        <a:font script="Bopo" typeface="Microsoft JhengHei"/>
+        <a:font script="Java" typeface="Javanese Text"/>
+        <a:font script="Lisu" typeface="Segoe UI"/>
+        <a:font script="Mymr" typeface="Myanmar Text"/>
+        <a:font script="Nkoo" typeface="Ebrima"/>
+        <a:font script="Olck" typeface="Nirmala UI"/>
+        <a:font script="Osma" typeface="Ebrima"/>
+        <a:font script="Phag" typeface="Phagspa"/>
+        <a:font script="Syrn" typeface="Estrangelo Edessa"/>
+        <a:font script="Syrj" typeface="Estrangelo Edessa"/>
+        <a:font script="Syre" typeface="Estrangelo Edessa"/>
+        <a:font script="Sora" typeface="Nirmala UI"/>
+        <a:font script="Tale" typeface="Microsoft Tai Le"/>
+        <a:font script="Talu" typeface="Microsoft New Tai Lue"/>
+        <a:font script="Tfng" typeface="Ebrima"/>
+      </a:majorFont>
+      <a:minorFont>
+        <a:latin typeface="Calibri" panose="020F0502020204030204"/>
+        <a:ea typeface=""/>
+        <a:cs typeface=""/>
+        <a:font script="Jpan" typeface="游明朝"/>
+        <a:font script="Hang" typeface="맑은 고딕"/>
+        <a:font script="Hans" typeface="等线"/>
+        <a:font script="Hant" typeface="新細明體"/>
+        <a:font script="Arab" typeface="Arial"/>
+        <a:font script="Hebr" typeface="Arial"/>
+        <a:font script="Thai" typeface="Cordia New"/>
+        <a:font script="Ethi" typeface="Nyala"/>
+        <a:font script="Beng" typeface="Vrinda"/>
+        <a:font script="Gujr" typeface="Shruti"/>
+        <a:font script="Khmr" typeface="DaunPenh"/>
+        <a:font script="Knda" typeface="Tunga"/>
+        <a:font script="Guru" typeface="Raavi"/>
+        <a:font script="Cans" typeface="Euphemia"/>
+        <a:font script="Cher" typeface="Plantagenet Cherokee"/>
+        <a:font script="Yiii" typeface="Microsoft Yi Baiti"/>
+        <a:font script="Tibt" typeface="Microsoft Himalaya"/>
+        <a:font script="Thaa" typeface="MV Boli"/>
+        <a:font script="Deva" typeface="Mangal"/>
+        <a:font script="Telu" typeface="Gautami"/>
+        <a:font script="Taml" typeface="Latha"/>
+        <a:font script="Syrc" typeface="Estrangelo Edessa"/>
+        <a:font script="Orya" typeface="Kalinga"/>
+        <a:font script="Mlym" typeface="Kartika"/>
+        <a:font script="Laoo" typeface="DokChampa"/>
+        <a:font script="Sinh" typeface="Iskoola Pota"/>
+        <a:font script="Mong" typeface="Mongolian Baiti"/>
+        <a:font script="Viet" typeface="Arial"/>
+        <a:font script="Uigh" typeface="Microsoft Uighur"/>
+        <a:font script="Geor" typeface="Sylfaen"/>
+        <a:font script="Armn" typeface="Arial"/>
+        <a:font script="Bugi" typeface="Leelawadee UI"/>
+        <a:font script="Bopo" typeface="Microsoft JhengHei"/>
+        <a:font script="Java" typeface="Javanese Text"/>
+        <a:font script="Lisu" typeface="Segoe UI"/>
+        <a:font script="Mymr" typeface="Myanmar Text"/>
+        <a:font script="Nkoo" typeface="Ebrima"/>
+        <a:font script="Olck" typeface="Nirmala UI"/>
+        <a:font script="Osma" typeface="Ebrima"/>
+        <a:font script="Phag" typeface="Phagspa"/>
+        <a:font script="Syrn" typeface="Estrangelo Edessa"/>
+        <a:font script="Syrj" typeface="Estrangelo Edessa"/>
+        <a:font script="Syre" typeface="Estrangelo Edessa"/>
+        <a:font script="Sora" typeface="Nirmala UI"/>
+        <a:font script="Tale" typeface="Microsoft Tai Le"/>
+        <a:font script="Talu" typeface="Microsoft New Tai Lue"/>
+        <a:font script="Tfng" typeface="Ebrima"/>
+      </a:minorFont>
+    </a:fontScheme>
+    <a:fmtScheme name="Office">
+      <a:fillStyleLst>
+        <a:solidFill>
+          <a:schemeClr val="phClr"/>
+        </a:solidFill>
+        <a:gradFill rotWithShape="1">
+          <a:gsLst>
+            <a:gs pos="0">
+              <a:schemeClr val="phClr">
+                <a:lumMod val="110000"/>
+                <a:satMod val="105000"/>
+                <a:tint val="67000"/>
+              </a:schemeClr>
+            </a:gs>
+            <a:gs pos="50000">
+              <a:schemeClr val="phClr">
+                <a:lumMod val="105000"/>
+                <a:satMod val="103000"/>
+                <a:tint val="73000"/>
+              </a:schemeClr>
+            </a:gs>
+            <a:gs pos="100000">
+              <a:schemeClr val="phClr">
+                <a:lumMod val="105000"/>
+                <a:satMod val="109000"/>
+                <a:tint val="81000"/>
+              </a:schemeClr>
+            </a:gs>
+          </a:gsLst>
+          <a:lin ang="5400000" scaled="0"/>
+        </a:gradFill>
+        <a:gradFill rotWithShape="1">
+          <a:gsLst>
+            <a:gs pos="0">
+              <a:schemeClr val="phClr">
+                <a:satMod val="103000"/>
+                <a:lumMod val="102000"/>
+                <a:tint val="94000"/>
+              </a:schemeClr>
+            </a:gs>
+            <a:gs pos="50000">
+              <a:schemeClr val="phClr">
+                <a:satMod val="110000"/>
+                <a:lumMod val="100000"/>
+                <a:shade val="100000"/>
+              </a:schemeClr>
+            </a:gs>
+            <a:gs pos="100000">
+              <a:schemeClr val="phClr">
+                <a:lumMod val="99000"/>
+                <a:satMod val="120000"/>
+                <a:shade val="78000"/>
+              </a:schemeClr>
+            </a:gs>
+          </a:gsLst>
+          <a:lin ang="5400000" scaled="0"/>
+        </a:gradFill>
+      </a:fillStyleLst>
+      <a:lnStyleLst>
+        <a:ln w="6350" cap="flat" cmpd="sng" algn="ctr">
+          <a:solidFill>
+            <a:schemeClr val="phClr"/>
+          </a:solidFill>
+          <a:prstDash val="solid"/>
+          <a:miter lim="800000"/>
+        </a:ln>
+        <a:ln w="12700" cap="flat" cmpd="sng" algn="ctr">
+          <a:solidFill>
+            <a:schemeClr val="phClr"/>
+          </a:solidFill>
+          <a:prstDash val="solid"/>
+          <a:miter lim="800000"/>
+        </a:ln>
+        <a:ln w="19050" cap="flat" cmpd="sng" algn="ctr">
+          <a:solidFill>
+            <a:schemeClr val="phClr"/>
+          </a:solidFill>
+          <a:prstDash val="solid"/>
+          <a:miter lim="800000"/>
+        </a:ln>
+      </a:lnStyleLst>
+      <a:effectStyleLst>
+        <a:effectStyle>
+          <a:effectLst/>
+        </a:effectStyle>
+        <a:effectStyle>
+          <a:effectLst/>
+        </a:effectStyle>
+        <a:effectStyle>
+          <a:effectLst>
+            <a:outerShdw blurRad="57150" dist="19050" dir="5400000" algn="ctr" rotWithShape="0">
+              <a:srgbClr val="000000">
+                <a:alpha val="63000"/>
+              </a:srgbClr>
+            </a:outerShdw>
+          </a:effectLst>
+        </a:effectStyle>
+      </a:effectStyleLst>
+      <a:bgFillStyleLst>
+        <a:solidFill>
+          <a:schemeClr val="phClr"/>
+        </a:solidFill>
+        <a:solidFill>
+          <a:schemeClr val="phClr">
+            <a:tint val="95000"/>
+            <a:satMod val="170000"/>
+          </a:schemeClr>
+        </a:solidFill>
+        <a:gradFill rotWithShape="1">
+          <a:gsLst>
+            <a:gs pos="0">
+              <a:schemeClr val="phClr">
+                <a:tint val="93000"/>
+                <a:satMod val="150000"/>
+                <a:shade val="98000"/>
+                <a:lumMod val="102000"/>
+              </a:schemeClr>
+            </a:gs>
+            <a:gs pos="50000">
+              <a:schemeClr val="phClr">
+                <a:tint val="98000"/>
+                <a:satMod val="130000"/>
+                <a:shade val="90000"/>
+                <a:lumMod val="103000"/>
+              </a:schemeClr>
+            </a:gs>
+            <a:gs pos="100000">
+              <a:schemeClr val="phClr">
+                <a:shade val="63000"/>
+                <a:satMod val="120000"/>
+              </a:schemeClr>
+            </a:gs>
+          </a:gsLst>
+          <a:lin ang="5400000" scaled="0"/>
+        </a:gradFill>
+      </a:bgFillStyleLst>
+    </a:fmtScheme>
+  </a:themeElements>
+  <a:objectDefaults/>
+  <a:extraClrSchemeLst/>
+  <a:extLst>
+    <a:ext uri="{05A4C25C-085E-4340-85A3-A5531E510DB2}">
+      <thm15:themeFamily xmlns:thm15="http://schemas.microsoft.com/office/thememl/2012/main" name="Office Theme" id="{62F939B6-93AF-4DB8-9C6B-D6C7DFDC589F}" vid="{4A3C46E8-61CC-4603-A589-7422A47A8E4A}"/>
+    </a:ext>
+  </a:extLst>
+</a:theme>
 </file>